--- a/docx/guides/modules/11_calificaciones/reglas_negocio.docx
+++ b/docx/guides/modules/11_calificaciones/reglas_negocio.docx
@@ -2,13 +2,13 @@
 <file path=word/document.xml><?xml version="1.0" encoding="utf-8"?>
 <w:document xmlns:w="http://schemas.openxmlformats.org/wordprocessingml/2006/main" xmlns:m="http://schemas.openxmlformats.org/officeDocument/2006/math" xmlns:r="http://schemas.openxmlformats.org/officeDocument/2006/relationships" xmlns:o="urn:schemas-microsoft-com:office:office" xmlns:v="urn:schemas-microsoft-com:vml" xmlns:w10="urn:schemas-microsoft-com:office:word" xmlns:a="http://schemas.openxmlformats.org/drawingml/2006/main" xmlns:pic="http://schemas.openxmlformats.org/drawingml/2006/picture" xmlns:wp="http://schemas.openxmlformats.org/drawingml/2006/wordprocessingDrawing">
   <w:body>
-    <w:bookmarkStart w:id="27" w:name="X01406184b1fb31dea5e54439cf80b01973cb706"/>
+    <w:bookmarkStart w:id="24" w:name="Xfe46607ee3aa82760d8c58295faf8e6153a4685"/>
     <w:p>
       <w:pPr>
         <w:pStyle w:val="Heading1"/>
       </w:pPr>
       <w:r>
-        <w:t xml:space="preserve">Reglas de Negocio — Calificaciones y Actividades</w:t>
+        <w:t xml:space="preserve">Reglas de Negocio — Calificaciones, Actividades y Evaluación Curricular</w:t>
       </w:r>
     </w:p>
     <w:p>
@@ -16,7 +16,23 @@
         <w:pStyle w:val="FirstParagraph"/>
       </w:pPr>
       <w:r>
-        <w:t xml:space="preserve">Este documento detalla las reglas de negocio técnicas y funcionales del módulo de Calificaciones y Actividades de AcademiaNeiva.</w:t>
+        <w:t xml:space="preserve">Este documento detalla las reglas de negocio técnicas y funcionales del módulo de</w:t>
+      </w:r>
+      <w:r>
+        <w:t xml:space="preserve"> </w:t>
+      </w:r>
+      <w:r>
+        <w:rPr>
+          <w:b/>
+          <w:bCs/>
+        </w:rPr>
+        <w:t xml:space="preserve">Calificaciones y Actividades</w:t>
+      </w:r>
+      <w:r>
+        <w:t xml:space="preserve"> </w:t>
+      </w:r>
+      <w:r>
+        <w:t xml:space="preserve">de AcademiaNeiva.</w:t>
       </w:r>
     </w:p>
     <w:p>
@@ -26,22 +42,22 @@
         </w:pict>
       </w:r>
     </w:p>
-    <w:bookmarkStart w:id="12" w:name="estructura-evaluativa"/>
+    <w:bookmarkStart w:id="12" w:name="estructura-evaluativa-y-ponderaciones"/>
     <w:p>
       <w:pPr>
         <w:pStyle w:val="Heading2"/>
       </w:pPr>
       <w:r>
-        <w:t xml:space="preserve">Estructura Evaluativa</w:t>
-      </w:r>
-    </w:p>
-    <w:bookmarkStart w:id="10" w:name="Xba5290ae618f060420af127689f47247c0c23f5"/>
+        <w:t xml:space="preserve">1. Estructura Evaluativa y Ponderaciones</w:t>
+      </w:r>
+    </w:p>
+    <w:bookmarkStart w:id="10" w:name="X69992cbb020b86bd321148fd10f745eb6e73942"/>
     <w:p>
       <w:pPr>
         <w:pStyle w:val="Heading3"/>
       </w:pPr>
       <w:r>
-        <w:t xml:space="preserve">RN-CAL-001: Ponderación Porcentual Obligatoria (100%)</w:t>
+        <w:t xml:space="preserve">RN-CAL-001: Estructura Evaluativa Ponderada al 100%</w:t>
       </w:r>
     </w:p>
     <w:p>
@@ -59,12 +75,6 @@
         </w:rPr>
         <w:t xml:space="preserve">Descripción:</w:t>
       </w:r>
-      <w:r>
-        <w:t xml:space="preserve"> </w:t>
-      </w:r>
-      <w:r>
-        <w:t xml:space="preserve">La estructura evaluativa de una materia en un periodo académico debe cumplir las siguientes reglas de acumulación de porcentajes:</w:t>
-      </w:r>
     </w:p>
     <w:p>
       <w:pPr>
@@ -75,7 +85,7 @@
         </w:numPr>
       </w:pPr>
       <w:r>
-        <w:t xml:space="preserve">La sumatoria de los porcentajes de todas las actividades asociadas a la materia en el periodo debe ser igual al 100%.</w:t>
+        <w:t xml:space="preserve">La sumatoria de las ponderaciones de todas las actividades registradas para una materia y periodo escolar no puede exceder el 100.00%.</w:t>
       </w:r>
     </w:p>
     <w:p>
@@ -87,7 +97,43 @@
         </w:numPr>
       </w:pPr>
       <w:r>
-        <w:t xml:space="preserve">Si una actividad incluye criterios de evaluación, la sumatoria de los porcentajes de sus criterios debe dar exactamente el 100%.</w:t>
+        <w:t xml:space="preserve">Si una actividad se desglosa en criterios de evaluación (</w:t>
+      </w:r>
+      <w:r>
+        <w:rPr>
+          <w:rStyle w:val="VerbatimChar"/>
+        </w:rPr>
+        <w:t xml:space="preserve">criterio_evaluacion</w:t>
+      </w:r>
+      <w:r>
+        <w:t xml:space="preserve">), la sumatoria de las ponderaciones de sus criterios tampoco puede superar el 100.00%.</w:t>
+      </w:r>
+    </w:p>
+    <w:p>
+      <w:pPr>
+        <w:pStyle w:val="Compact"/>
+        <w:numPr>
+          <w:ilvl w:val="1"/>
+          <w:numId w:val="1002"/>
+        </w:numPr>
+      </w:pPr>
+      <w:r>
+        <w:t xml:space="preserve">Al crear o modificar una actividad o criterio, el backend calcula la suma existente y rechaza la operación con error</w:t>
+      </w:r>
+      <w:r>
+        <w:t xml:space="preserve"> </w:t>
+      </w:r>
+      <w:r>
+        <w:rPr>
+          <w:rStyle w:val="VerbatimChar"/>
+        </w:rPr>
+        <w:t xml:space="preserve">400 Bad Request</w:t>
+      </w:r>
+      <w:r>
+        <w:t xml:space="preserve"> </w:t>
+      </w:r>
+      <w:r>
+        <w:t xml:space="preserve">si la suma supera el límite.</w:t>
       </w:r>
     </w:p>
     <w:p>
@@ -109,29 +155,7 @@
         <w:t xml:space="preserve"> </w:t>
       </w:r>
       <w:r>
-        <w:t xml:space="preserve">Garantiza que los cálculos de promedios definitivos ponderados sean matemáticamente exactos y consistentes.</w:t>
-      </w:r>
-    </w:p>
-    <w:p>
-      <w:pPr>
-        <w:pStyle w:val="Compact"/>
-        <w:numPr>
-          <w:ilvl w:val="0"/>
-          <w:numId w:val="1001"/>
-        </w:numPr>
-      </w:pPr>
-      <w:r>
-        <w:rPr>
-          <w:b/>
-          <w:bCs/>
-        </w:rPr>
-        <w:t xml:space="preserve">Módulos afectados:</w:t>
-      </w:r>
-      <w:r>
-        <w:t xml:space="preserve"> </w:t>
-      </w:r>
-      <w:r>
-        <w:t xml:space="preserve">Calificaciones, Cierre y Boletines.</w:t>
+        <w:t xml:space="preserve">Garantiza la coherencia matemática en el cálculo del promedio definitivo del periodo.</w:t>
       </w:r>
     </w:p>
     <w:p>
@@ -188,6 +212,18 @@
         <w:rPr>
           <w:rStyle w:val="VerbatimChar"/>
         </w:rPr>
+        <w:t xml:space="preserve">updateActivity</w:t>
+      </w:r>
+      <w:r>
+        <w:t xml:space="preserve">,</w:t>
+      </w:r>
+      <w:r>
+        <w:t xml:space="preserve"> </w:t>
+      </w:r>
+      <w:r>
+        <w:rPr>
+          <w:rStyle w:val="VerbatimChar"/>
+        </w:rPr>
         <w:t xml:space="preserve">createCriterion</w:t>
       </w:r>
       <w:r>
@@ -223,6 +259,21 @@
           <w:rStyle w:val="VerbatimChar"/>
         </w:rPr>
         <w:t xml:space="preserve">POST /api/teacher/activities</w:t>
+      </w:r>
+    </w:p>
+    <w:p>
+      <w:pPr>
+        <w:pStyle w:val="Compact"/>
+        <w:numPr>
+          <w:ilvl w:val="1"/>
+          <w:numId w:val="1004"/>
+        </w:numPr>
+      </w:pPr>
+      <w:r>
+        <w:rPr>
+          <w:rStyle w:val="VerbatimChar"/>
+        </w:rPr>
+        <w:t xml:space="preserve">PUT /api/teacher/activities/:id</w:t>
       </w:r>
     </w:p>
     <w:p>
@@ -270,13 +321,13 @@
       </w:r>
     </w:p>
     <w:bookmarkEnd w:id="10"/>
-    <w:bookmarkStart w:id="11" w:name="Xf9703ed53b9e2c9cd37fd1fdb9894881034b003"/>
+    <w:bookmarkStart w:id="11" w:name="Xbe35309d36e4dada24fccb7688c32029bd29296"/>
     <w:p>
       <w:pPr>
         <w:pStyle w:val="Heading3"/>
       </w:pPr>
       <w:r>
-        <w:t xml:space="preserve">RN-CAL-002: Destino de Almacenamiento de Calificaciones (Actividad vs Criterio)</w:t>
+        <w:t xml:space="preserve">RN-CAL-002: Sincronización Automática Criterio ➔ Actividad</w:t>
       </w:r>
     </w:p>
     <w:p>
@@ -298,7 +349,7 @@
         <w:t xml:space="preserve"> </w:t>
       </w:r>
       <w:r>
-        <w:t xml:space="preserve">El backend resolverá la tabla de destino de la calificación según la composición de la actividad:</w:t>
+        <w:t xml:space="preserve">Cuando una actividad contiene criterios de evaluación:</w:t>
       </w:r>
     </w:p>
     <w:p>
@@ -310,19 +361,7 @@
         </w:numPr>
       </w:pPr>
       <w:r>
-        <w:t xml:space="preserve">Si la actividad posee criterios en</w:t>
-      </w:r>
-      <w:r>
-        <w:t xml:space="preserve"> </w:t>
-      </w:r>
-      <w:r>
-        <w:rPr>
-          <w:rStyle w:val="VerbatimChar"/>
-        </w:rPr>
-        <w:t xml:space="preserve">criterio_evaluacion</w:t>
-      </w:r>
-      <w:r>
-        <w:t xml:space="preserve">, las notas se insertan o actualizan en la tabla</w:t>
+        <w:t xml:space="preserve">Las notas de los estudiantes se guardan individualmente en la tabla</w:t>
       </w:r>
       <w:r>
         <w:t xml:space="preserve"> </w:t>
@@ -346,79 +385,165 @@
         </w:numPr>
       </w:pPr>
       <w:r>
-        <w:t xml:space="preserve">Si la actividad</w:t>
-      </w:r>
-      <w:r>
-        <w:t xml:space="preserve"> </w:t>
-      </w:r>
+        <w:t xml:space="preserve">En la misma transacción de</w:t>
+      </w:r>
+      <w:r>
+        <w:t xml:space="preserve"> </w:t>
+      </w:r>
+      <w:r>
+        <w:rPr>
+          <w:rStyle w:val="VerbatimChar"/>
+        </w:rPr>
+        <w:t xml:space="preserve">saveGrades</w:t>
+      </w:r>
+      <w:r>
+        <w:t xml:space="preserve">, el backend calcula automáticamente el promedio ponderado de todos los criterios calificados:</w:t>
+      </w:r>
+    </w:p>
+    <w:p>
+      <w:pPr>
+        <w:pStyle w:val="Compact"/>
+      </w:pPr>
+      <m:oMathPara>
+        <m:oMathParaPr>
+          <m:jc m:val="center"/>
+        </m:oMathParaPr>
+        <m:oMath>
+          <m:r>
+            <m:rPr>
+              <m:nor/>
+              <m:sty m:val="p"/>
+            </m:rPr>
+            <m:t>Nota Actividad</m:t>
+          </m:r>
+          <m:r>
+            <m:rPr>
+              <m:sty m:val="p"/>
+            </m:rPr>
+            <m:t>=</m:t>
+          </m:r>
+          <m:f>
+            <m:fPr>
+              <m:type m:val="bar"/>
+            </m:fPr>
+            <m:num>
+              <m:r>
+                <m:rPr>
+                  <m:sty m:val="p"/>
+                </m:rPr>
+                <m:t>∑</m:t>
+              </m:r>
+              <m:r>
+                <m:rPr>
+                  <m:sty m:val="p"/>
+                </m:rPr>
+                <m:t>(</m:t>
+              </m:r>
+              <m:r>
+                <m:rPr>
+                  <m:nor/>
+                  <m:sty m:val="p"/>
+                </m:rPr>
+                <m:t>Nota Criterio</m:t>
+              </m:r>
+              <m:r>
+                <m:rPr>
+                  <m:sty m:val="p"/>
+                </m:rPr>
+                <m:t>×</m:t>
+              </m:r>
+              <m:r>
+                <m:rPr>
+                  <m:nor/>
+                  <m:sty m:val="p"/>
+                </m:rPr>
+                <m:t>Porcentaje Criterio</m:t>
+              </m:r>
+              <m:r>
+                <m:rPr>
+                  <m:sty m:val="p"/>
+                </m:rPr>
+                <m:t>)</m:t>
+              </m:r>
+            </m:num>
+            <m:den>
+              <m:r>
+                <m:rPr>
+                  <m:sty m:val="p"/>
+                </m:rPr>
+                <m:t>∑</m:t>
+              </m:r>
+              <m:r>
+                <m:rPr>
+                  <m:nor/>
+                  <m:sty m:val="p"/>
+                </m:rPr>
+                <m:t>Porcentaje Criterio</m:t>
+              </m:r>
+            </m:den>
+          </m:f>
+        </m:oMath>
+      </m:oMathPara>
+    </w:p>
+    <w:p>
+      <w:pPr>
+        <w:pStyle w:val="Compact"/>
+        <w:numPr>
+          <w:ilvl w:val="1"/>
+          <w:numId w:val="1006"/>
+        </w:numPr>
+      </w:pPr>
+      <w:r>
+        <w:t xml:space="preserve">La nota resultante se redondea a un decimal y se inserta o actualiza en la tabla</w:t>
+      </w:r>
+      <w:r>
+        <w:t xml:space="preserve"> </w:t>
+      </w:r>
+      <w:r>
+        <w:rPr>
+          <w:rStyle w:val="VerbatimChar"/>
+        </w:rPr>
+        <w:t xml:space="preserve">notas_actividad</w:t>
+      </w:r>
+      <w:r>
+        <w:t xml:space="preserve">, asignándole el</w:t>
+      </w:r>
+      <w:r>
+        <w:t xml:space="preserve"> </w:t>
+      </w:r>
+      <w:r>
+        <w:rPr>
+          <w:rStyle w:val="VerbatimChar"/>
+        </w:rPr>
+        <w:t xml:space="preserve">id_escalavaloracion</w:t>
+      </w:r>
+      <w:r>
+        <w:t xml:space="preserve"> </w:t>
+      </w:r>
+      <w:r>
+        <w:t xml:space="preserve">correspondiente.</w:t>
+      </w:r>
+    </w:p>
+    <w:p>
+      <w:pPr>
+        <w:pStyle w:val="Compact"/>
+        <w:numPr>
+          <w:ilvl w:val="0"/>
+          <w:numId w:val="1005"/>
+        </w:numPr>
+      </w:pPr>
       <w:r>
         <w:rPr>
           <w:b/>
           <w:bCs/>
         </w:rPr>
-        <w:t xml:space="preserve">no</w:t>
-      </w:r>
-      <w:r>
-        <w:t xml:space="preserve"> </w:t>
-      </w:r>
-      <w:r>
-        <w:t xml:space="preserve">posee criterios de evaluación, la nota se guarda en la tabla</w:t>
-      </w:r>
-      <w:r>
-        <w:t xml:space="preserve"> </w:t>
-      </w:r>
-      <w:r>
-        <w:rPr>
-          <w:rStyle w:val="VerbatimChar"/>
-        </w:rPr>
-        <w:t xml:space="preserve">notas_actividad</w:t>
-      </w:r>
-      <w:r>
-        <w:t xml:space="preserve">.</w:t>
-      </w:r>
-    </w:p>
-    <w:p>
-      <w:pPr>
-        <w:pStyle w:val="Compact"/>
-        <w:numPr>
-          <w:ilvl w:val="0"/>
-          <w:numId w:val="1005"/>
-        </w:numPr>
-      </w:pPr>
-      <w:r>
-        <w:rPr>
-          <w:b/>
-          <w:bCs/>
-        </w:rPr>
         <w:t xml:space="preserve">Motivo:</w:t>
       </w:r>
       <w:r>
         <w:t xml:space="preserve"> </w:t>
       </w:r>
       <w:r>
-        <w:t xml:space="preserve">Permite soportar evaluaciones directas o evaluaciones con desglose multifactorial sin duplicar espacio en base de datos.</w:t>
-      </w:r>
-    </w:p>
-    <w:p>
-      <w:pPr>
-        <w:pStyle w:val="Compact"/>
-        <w:numPr>
-          <w:ilvl w:val="0"/>
-          <w:numId w:val="1005"/>
-        </w:numPr>
-      </w:pPr>
-      <w:r>
-        <w:rPr>
-          <w:b/>
-          <w:bCs/>
-        </w:rPr>
-        <w:t xml:space="preserve">Módulos afectados:</w:t>
-      </w:r>
-      <w:r>
-        <w:t xml:space="preserve"> </w:t>
-      </w:r>
-      <w:r>
-        <w:t xml:space="preserve">Calificaciones.</w:t>
+        <w:t xml:space="preserve">Evita inconsistencias entre los criterios evaluados y la nota final de la actividad, facilitando la consulta de promedios.</w:t>
       </w:r>
     </w:p>
     <w:p>
@@ -519,7 +644,7 @@
         <w:t xml:space="preserve"> </w:t>
       </w:r>
       <w:r>
-        <w:t xml:space="preserve">HU-CAL-003</w:t>
+        <w:t xml:space="preserve">HU-CAL-002, HU-CAL-004</w:t>
       </w:r>
     </w:p>
     <w:p>
@@ -531,22 +656,22 @@
     </w:p>
     <w:bookmarkEnd w:id="11"/>
     <w:bookmarkEnd w:id="12"/>
-    <w:bookmarkStart w:id="26" w:name="bloqueos-e-integridad"/>
+    <w:bookmarkStart w:id="15" w:name="Xde747431666b9b5c1be96e9df66b746080c5863"/>
     <w:p>
       <w:pPr>
         <w:pStyle w:val="Heading2"/>
       </w:pPr>
       <w:r>
-        <w:t xml:space="preserve">Bloqueos e Integridad</w:t>
-      </w:r>
-    </w:p>
-    <w:bookmarkStart w:id="15" w:name="X20d4830fcbfb4bfecc85bc41237ac8d42e30453"/>
+        <w:t xml:space="preserve">2. Justificación Pedagógica y Coherencia DBA</w:t>
+      </w:r>
+    </w:p>
+    <w:bookmarkStart w:id="14" w:name="X497d0dbf58baedad44e6f54e20c63625e46b615"/>
     <w:p>
       <w:pPr>
         <w:pStyle w:val="Heading3"/>
       </w:pPr>
       <w:r>
-        <w:t xml:space="preserve">RN-CAL-003: Bloqueo de Calificaciones en Periodo o Materia CERRADA</w:t>
+        <w:t xml:space="preserve">RN-CAL-003: Control y Justificación de Evidencias Extra/No Planificadas</w:t>
       </w:r>
     </w:p>
     <w:p>
@@ -568,61 +693,139 @@
         <w:t xml:space="preserve"> </w:t>
       </w:r>
       <w:r>
-        <w:t xml:space="preserve">La API de calificaciones rechazará con código de error</w:t>
-      </w:r>
-      <w:r>
-        <w:t xml:space="preserve"> </w:t>
-      </w:r>
-      <w:r>
-        <w:rPr>
-          <w:rStyle w:val="VerbatimChar"/>
-        </w:rPr>
-        <w:t xml:space="preserve">409 Conflict</w:t>
-      </w:r>
-      <w:r>
-        <w:t xml:space="preserve"> </w:t>
-      </w:r>
-      <w:r>
-        <w:t xml:space="preserve">o</w:t>
-      </w:r>
-      <w:r>
-        <w:t xml:space="preserve"> </w:t>
-      </w:r>
-      <w:r>
-        <w:rPr>
-          <w:rStyle w:val="VerbatimChar"/>
-        </w:rPr>
-        <w:t xml:space="preserve">403 Forbidden</w:t>
-      </w:r>
-      <w:r>
-        <w:t xml:space="preserve"> </w:t>
-      </w:r>
-      <w:r>
-        <w:t xml:space="preserve">cualquier intento de crear, editar o eliminar actividades, criterios o calificaciones si el periodo académico o el cierre de la asignatura en</w:t>
-      </w:r>
-      <w:r>
-        <w:t xml:space="preserve"> </w:t>
-      </w:r>
-      <w:r>
-        <w:rPr>
-          <w:rStyle w:val="VerbatimChar"/>
-        </w:rPr>
-        <w:t xml:space="preserve">cierre_materia</w:t>
-      </w:r>
-      <w:r>
-        <w:t xml:space="preserve"> </w:t>
-      </w:r>
-      <w:r>
-        <w:t xml:space="preserve">se encuentra en estado</w:t>
-      </w:r>
-      <w:r>
-        <w:t xml:space="preserve"> </w:t>
-      </w:r>
-      <w:r>
-        <w:rPr>
-          <w:rStyle w:val="VerbatimChar"/>
-        </w:rPr>
-        <w:t xml:space="preserve">CERRADO</w:t>
+        <w:t xml:space="preserve">Si el docente asocia a una actividad una evidencia del catálogo oficial de DBA que no formaba parte de la planeación curricular aprobada para el periodo actual en ese grado:</w:t>
+      </w:r>
+    </w:p>
+    <w:p>
+      <w:pPr>
+        <w:pStyle w:val="Compact"/>
+        <w:numPr>
+          <w:ilvl w:val="1"/>
+          <w:numId w:val="1010"/>
+        </w:numPr>
+      </w:pPr>
+      <w:r>
+        <w:t xml:space="preserve">Debe suministrar obligatoriamente un</w:t>
+      </w:r>
+      <w:r>
+        <w:t xml:space="preserve"> </w:t>
+      </w:r>
+      <w:r>
+        <w:rPr>
+          <w:rStyle w:val="VerbatimChar"/>
+        </w:rPr>
+        <w:t xml:space="preserve">motivo_extra</w:t>
+      </w:r>
+      <w:r>
+        <w:t xml:space="preserve"> </w:t>
+      </w:r>
+      <w:r>
+        <w:t xml:space="preserve">(ej.</w:t>
+      </w:r>
+      <w:r>
+        <w:t xml:space="preserve"> </w:t>
+      </w:r>
+      <w:r>
+        <w:rPr>
+          <w:rStyle w:val="VerbatimChar"/>
+        </w:rPr>
+        <w:t xml:space="preserve">REFUERZO</w:t>
+      </w:r>
+      <w:r>
+        <w:t xml:space="preserve">,</w:t>
+      </w:r>
+      <w:r>
+        <w:t xml:space="preserve"> </w:t>
+      </w:r>
+      <w:r>
+        <w:rPr>
+          <w:rStyle w:val="VerbatimChar"/>
+        </w:rPr>
+        <w:t xml:space="preserve">NIVELACION</w:t>
+      </w:r>
+      <w:r>
+        <w:t xml:space="preserve">,</w:t>
+      </w:r>
+      <w:r>
+        <w:t xml:space="preserve"> </w:t>
+      </w:r>
+      <w:r>
+        <w:rPr>
+          <w:rStyle w:val="VerbatimChar"/>
+        </w:rPr>
+        <w:t xml:space="preserve">AVANCE_PROGRAMATICO</w:t>
+      </w:r>
+      <w:r>
+        <w:t xml:space="preserve">,</w:t>
+      </w:r>
+      <w:r>
+        <w:t xml:space="preserve"> </w:t>
+      </w:r>
+      <w:r>
+        <w:rPr>
+          <w:rStyle w:val="VerbatimChar"/>
+        </w:rPr>
+        <w:t xml:space="preserve">OTRO</w:t>
+      </w:r>
+      <w:r>
+        <w:t xml:space="preserve">).</w:t>
+      </w:r>
+    </w:p>
+    <w:p>
+      <w:pPr>
+        <w:pStyle w:val="Compact"/>
+        <w:numPr>
+          <w:ilvl w:val="1"/>
+          <w:numId w:val="1010"/>
+        </w:numPr>
+      </w:pPr>
+      <w:r>
+        <w:t xml:space="preserve">Si selecciona el motivo</w:t>
+      </w:r>
+      <w:r>
+        <w:t xml:space="preserve"> </w:t>
+      </w:r>
+      <w:r>
+        <w:rPr>
+          <w:rStyle w:val="VerbatimChar"/>
+        </w:rPr>
+        <w:t xml:space="preserve">OTRO</w:t>
+      </w:r>
+      <w:r>
+        <w:t xml:space="preserve">, debe ingresar obligatoriamente una descripción en</w:t>
+      </w:r>
+      <w:r>
+        <w:t xml:space="preserve"> </w:t>
+      </w:r>
+      <w:r>
+        <w:rPr>
+          <w:rStyle w:val="VerbatimChar"/>
+        </w:rPr>
+        <w:t xml:space="preserve">justificacion_extra</w:t>
+      </w:r>
+      <w:r>
+        <w:t xml:space="preserve">.</w:t>
+      </w:r>
+    </w:p>
+    <w:p>
+      <w:pPr>
+        <w:pStyle w:val="Compact"/>
+        <w:numPr>
+          <w:ilvl w:val="1"/>
+          <w:numId w:val="1010"/>
+        </w:numPr>
+      </w:pPr>
+      <w:r>
+        <w:t xml:space="preserve">De lo contrario, el backend rechaza la creación de la actividad con error</w:t>
+      </w:r>
+      <w:r>
+        <w:t xml:space="preserve"> </w:t>
+      </w:r>
+      <w:r>
+        <w:rPr>
+          <w:rStyle w:val="VerbatimChar"/>
+        </w:rPr>
+        <w:t xml:space="preserve">400 Bad Request</w:t>
       </w:r>
       <w:r>
         <w:t xml:space="preserve">.</w:t>
@@ -647,7 +850,7 @@
         <w:t xml:space="preserve"> </w:t>
       </w:r>
       <w:r>
-        <w:t xml:space="preserve">Evita alteraciones no autorizadas en notas ya consolidadas e impresas en boletines oficiales.</w:t>
+        <w:t xml:space="preserve">Permite la flexibilidad pedagógica docente en el aula garantizando la trazabilidad y justificación curricular ante la coordinación académica.</w:t>
       </w:r>
     </w:p>
     <w:p>
@@ -663,28 +866,6 @@
           <w:b/>
           <w:bCs/>
         </w:rPr>
-        <w:t xml:space="preserve">Módulos afectados:</w:t>
-      </w:r>
-      <w:r>
-        <w:t xml:space="preserve"> </w:t>
-      </w:r>
-      <w:r>
-        <w:t xml:space="preserve">Calificaciones, Configuración Académica, Cierre y Boletines.</w:t>
-      </w:r>
-    </w:p>
-    <w:p>
-      <w:pPr>
-        <w:pStyle w:val="Compact"/>
-        <w:numPr>
-          <w:ilvl w:val="0"/>
-          <w:numId w:val="1009"/>
-        </w:numPr>
-      </w:pPr>
-      <w:r>
-        <w:rPr>
-          <w:b/>
-          <w:bCs/>
-        </w:rPr>
         <w:t xml:space="preserve">Archivos donde se implementa:</w:t>
       </w:r>
     </w:p>
@@ -693,51 +874,7 @@
         <w:pStyle w:val="Compact"/>
         <w:numPr>
           <w:ilvl w:val="1"/>
-          <w:numId w:val="1010"/>
-        </w:numPr>
-      </w:pPr>
-      <w:hyperlink r:id="rId13">
-        <w:r>
-          <w:rPr>
-            <w:rStyle w:val="Hyperlink"/>
-          </w:rPr>
-          <w:t xml:space="preserve">periodHelpers.ts</w:t>
-        </w:r>
-      </w:hyperlink>
-      <w:r>
-        <w:t xml:space="preserve"> </w:t>
-      </w:r>
-      <w:r>
-        <w:t xml:space="preserve">(</w:t>
-      </w:r>
-      <w:r>
-        <w:rPr>
-          <w:rStyle w:val="VerbatimChar"/>
-        </w:rPr>
-        <w:t xml:space="preserve">ensureCurrentPeriodOrRespond</w:t>
-      </w:r>
-      <w:r>
-        <w:t xml:space="preserve">,</w:t>
-      </w:r>
-      <w:r>
-        <w:t xml:space="preserve"> </w:t>
-      </w:r>
-      <w:r>
-        <w:rPr>
-          <w:rStyle w:val="VerbatimChar"/>
-        </w:rPr>
-        <w:t xml:space="preserve">ensureSubjectOpen</w:t>
-      </w:r>
-      <w:r>
-        <w:t xml:space="preserve">)</w:t>
-      </w:r>
-    </w:p>
-    <w:p>
-      <w:pPr>
-        <w:pStyle w:val="Compact"/>
-        <w:numPr>
-          <w:ilvl w:val="1"/>
-          <w:numId w:val="1010"/>
+          <w:numId w:val="1011"/>
         </w:numPr>
       </w:pPr>
       <w:hyperlink r:id="rId9">
@@ -752,7 +889,28 @@
         <w:t xml:space="preserve"> </w:t>
       </w:r>
       <w:r>
-        <w:t xml:space="preserve">(Validaciones previas en todos los métodos de guardado)</w:t>
+        <w:t xml:space="preserve">(</w:t>
+      </w:r>
+      <w:r>
+        <w:rPr>
+          <w:rStyle w:val="VerbatimChar"/>
+        </w:rPr>
+        <w:t xml:space="preserve">createActivity</w:t>
+      </w:r>
+      <w:r>
+        <w:t xml:space="preserve">,</w:t>
+      </w:r>
+      <w:r>
+        <w:t xml:space="preserve"> </w:t>
+      </w:r>
+      <w:r>
+        <w:rPr>
+          <w:rStyle w:val="VerbatimChar"/>
+        </w:rPr>
+        <w:t xml:space="preserve">updateActivity</w:t>
+      </w:r>
+      <w:r>
+        <w:t xml:space="preserve">)</w:t>
       </w:r>
     </w:p>
     <w:p>
@@ -760,35 +918,17 @@
         <w:pStyle w:val="Compact"/>
         <w:numPr>
           <w:ilvl w:val="1"/>
-          <w:numId w:val="1010"/>
-        </w:numPr>
-      </w:pPr>
-      <w:hyperlink r:id="rId14">
+          <w:numId w:val="1011"/>
+        </w:numPr>
+      </w:pPr>
+      <w:hyperlink r:id="rId13">
         <w:r>
           <w:rPr>
             <w:rStyle w:val="Hyperlink"/>
           </w:rPr>
-          <w:t xml:space="preserve">AcademiaNeivaBD.sql</w:t>
+          <w:t xml:space="preserve">TeacherGrades.vue</w:t>
         </w:r>
       </w:hyperlink>
-      <w:r>
-        <w:t xml:space="preserve"> </w:t>
-      </w:r>
-      <w:r>
-        <w:t xml:space="preserve">(Trigger</w:t>
-      </w:r>
-      <w:r>
-        <w:t xml:space="preserve"> </w:t>
-      </w:r>
-      <w:r>
-        <w:rPr>
-          <w:rStyle w:val="VerbatimChar"/>
-        </w:rPr>
-        <w:t xml:space="preserve">fn_bloquear_periodo_cerrado</w:t>
-      </w:r>
-      <w:r>
-        <w:t xml:space="preserve">)</w:t>
-      </w:r>
     </w:p>
     <w:p>
       <w:pPr>
@@ -805,11 +945,35 @@
         </w:rPr>
         <w:t xml:space="preserve">Endpoints relacionados:</w:t>
       </w:r>
-      <w:r>
-        <w:t xml:space="preserve"> </w:t>
-      </w:r>
-      <w:r>
-        <w:t xml:space="preserve">Todos los endpoints del módulo de calificaciones.</w:t>
+    </w:p>
+    <w:p>
+      <w:pPr>
+        <w:pStyle w:val="Compact"/>
+        <w:numPr>
+          <w:ilvl w:val="1"/>
+          <w:numId w:val="1012"/>
+        </w:numPr>
+      </w:pPr>
+      <w:r>
+        <w:rPr>
+          <w:rStyle w:val="VerbatimChar"/>
+        </w:rPr>
+        <w:t xml:space="preserve">POST /api/teacher/activities</w:t>
+      </w:r>
+    </w:p>
+    <w:p>
+      <w:pPr>
+        <w:pStyle w:val="Compact"/>
+        <w:numPr>
+          <w:ilvl w:val="1"/>
+          <w:numId w:val="1012"/>
+        </w:numPr>
+      </w:pPr>
+      <w:r>
+        <w:rPr>
+          <w:rStyle w:val="VerbatimChar"/>
+        </w:rPr>
+        <w:t xml:space="preserve">PUT /api/teacher/activities/:id</w:t>
       </w:r>
     </w:p>
     <w:p>
@@ -831,7 +995,7 @@
         <w:t xml:space="preserve"> </w:t>
       </w:r>
       <w:r>
-        <w:t xml:space="preserve">HU-CAL-001, HU-CAL-003, HU-CAL-004</w:t>
+        <w:t xml:space="preserve">HU-CAL-003</w:t>
       </w:r>
     </w:p>
     <w:p>
@@ -841,14 +1005,24 @@
         </w:pict>
       </w:r>
     </w:p>
+    <w:bookmarkEnd w:id="14"/>
     <w:bookmarkEnd w:id="15"/>
-    <w:bookmarkStart w:id="16" w:name="Xcdd3ad5672441cb3b1ee66f16890d88e1b82c8d"/>
+    <w:bookmarkStart w:id="18" w:name="matrículas-activas-rangos-y-escala-men"/>
+    <w:p>
+      <w:pPr>
+        <w:pStyle w:val="Heading2"/>
+      </w:pPr>
+      <w:r>
+        <w:t xml:space="preserve">3. Matrículas Activas, Rangos y Escala MEN</w:t>
+      </w:r>
+    </w:p>
+    <w:bookmarkStart w:id="16" w:name="X57820ddec6bbba813ff7b5c629c485cdeedc95a"/>
     <w:p>
       <w:pPr>
         <w:pStyle w:val="Heading3"/>
       </w:pPr>
       <w:r>
-        <w:t xml:space="preserve">RN-CAL-004: Distribución Estadística de Calificaciones de Prueba</w:t>
+        <w:t xml:space="preserve">RN-CAL-004: Restricción de Calificación por Estado de Matrícula</w:t>
       </w:r>
     </w:p>
     <w:p>
@@ -856,7 +1030,7 @@
         <w:pStyle w:val="Compact"/>
         <w:numPr>
           <w:ilvl w:val="0"/>
-          <w:numId w:val="1011"/>
+          <w:numId w:val="1013"/>
         </w:numPr>
       </w:pPr>
       <w:r>
@@ -870,64 +1044,100 @@
         <w:t xml:space="preserve"> </w:t>
       </w:r>
       <w:r>
-        <w:t xml:space="preserve">El script de inicialización de datos de prueba (</w:t>
-      </w:r>
-      <w:r>
-        <w:rPr>
-          <w:rStyle w:val="VerbatimChar"/>
-        </w:rPr>
-        <w:t xml:space="preserve">seed_grades.ts</w:t>
-      </w:r>
-      <w:r>
-        <w:t xml:space="preserve">) utiliza un algoritmo de distribución porcentual para simular un rendimiento estudiantil heterogéneo:</w:t>
-      </w:r>
-    </w:p>
-    <w:p>
-      <w:pPr>
-        <w:pStyle w:val="Compact"/>
-        <w:numPr>
-          <w:ilvl w:val="1"/>
-          <w:numId w:val="1012"/>
-        </w:numPr>
-      </w:pPr>
-      <w:r>
-        <w:t xml:space="preserve">Reprobado (1.0 a 2.9): 15% de los alumnos.</w:t>
-      </w:r>
-    </w:p>
-    <w:p>
-      <w:pPr>
-        <w:pStyle w:val="Compact"/>
-        <w:numPr>
-          <w:ilvl w:val="1"/>
-          <w:numId w:val="1012"/>
-        </w:numPr>
-      </w:pPr>
-      <w:r>
-        <w:t xml:space="preserve">Básico (3.0 a 3.9): 35% de los alumnos.</w:t>
-      </w:r>
-    </w:p>
-    <w:p>
-      <w:pPr>
-        <w:pStyle w:val="Compact"/>
-        <w:numPr>
-          <w:ilvl w:val="1"/>
-          <w:numId w:val="1012"/>
-        </w:numPr>
-      </w:pPr>
-      <w:r>
-        <w:t xml:space="preserve">Alto (4.0 a 4.5): 30% de los alumnos.</w:t>
-      </w:r>
-    </w:p>
-    <w:p>
-      <w:pPr>
-        <w:pStyle w:val="Compact"/>
-        <w:numPr>
-          <w:ilvl w:val="1"/>
-          <w:numId w:val="1012"/>
-        </w:numPr>
-      </w:pPr>
-      <w:r>
-        <w:t xml:space="preserve">Superior (4.6 a 5.0): 20% de los alumnos.</w:t>
+        <w:t xml:space="preserve">Al persistir calificaciones (</w:t>
+      </w:r>
+      <w:r>
+        <w:rPr>
+          <w:rStyle w:val="VerbatimChar"/>
+        </w:rPr>
+        <w:t xml:space="preserve">saveGrades</w:t>
+      </w:r>
+      <w:r>
+        <w:t xml:space="preserve">), el backend verifica que todos los estudiantes recibidos tengan matrícula registrada en estado</w:t>
+      </w:r>
+      <w:r>
+        <w:t xml:space="preserve"> </w:t>
+      </w:r>
+      <w:r>
+        <w:rPr>
+          <w:rStyle w:val="VerbatimChar"/>
+        </w:rPr>
+        <w:t xml:space="preserve">ACTIVA</w:t>
+      </w:r>
+      <w:r>
+        <w:t xml:space="preserve"> </w:t>
+      </w:r>
+      <w:r>
+        <w:t xml:space="preserve">o</w:t>
+      </w:r>
+      <w:r>
+        <w:t xml:space="preserve"> </w:t>
+      </w:r>
+      <w:r>
+        <w:rPr>
+          <w:rStyle w:val="VerbatimChar"/>
+        </w:rPr>
+        <w:t xml:space="preserve">APROBADA</w:t>
+      </w:r>
+      <w:r>
+        <w:t xml:space="preserve"> </w:t>
+      </w:r>
+      <w:r>
+        <w:t xml:space="preserve">en la institución educativa. Si se detectan estudiantes en estado</w:t>
+      </w:r>
+      <w:r>
+        <w:t xml:space="preserve"> </w:t>
+      </w:r>
+      <w:r>
+        <w:rPr>
+          <w:rStyle w:val="VerbatimChar"/>
+        </w:rPr>
+        <w:t xml:space="preserve">TRASLADADA</w:t>
+      </w:r>
+      <w:r>
+        <w:t xml:space="preserve">,</w:t>
+      </w:r>
+      <w:r>
+        <w:t xml:space="preserve"> </w:t>
+      </w:r>
+      <w:r>
+        <w:rPr>
+          <w:rStyle w:val="VerbatimChar"/>
+        </w:rPr>
+        <w:t xml:space="preserve">RETIRADO</w:t>
+      </w:r>
+      <w:r>
+        <w:t xml:space="preserve">,</w:t>
+      </w:r>
+      <w:r>
+        <w:t xml:space="preserve"> </w:t>
+      </w:r>
+      <w:r>
+        <w:rPr>
+          <w:rStyle w:val="VerbatimChar"/>
+        </w:rPr>
+        <w:t xml:space="preserve">EXPULSADO</w:t>
+      </w:r>
+      <w:r>
+        <w:t xml:space="preserve"> </w:t>
+      </w:r>
+      <w:r>
+        <w:t xml:space="preserve">o inactivo, la operación se cancela en su totalidad con error</w:t>
+      </w:r>
+      <w:r>
+        <w:t xml:space="preserve"> </w:t>
+      </w:r>
+      <w:r>
+        <w:rPr>
+          <w:rStyle w:val="VerbatimChar"/>
+        </w:rPr>
+        <w:t xml:space="preserve">409 Conflict</w:t>
+      </w:r>
+      <w:r>
+        <w:t xml:space="preserve"> </w:t>
+      </w:r>
+      <w:r>
+        <w:t xml:space="preserve">detallando los nombres de los alumnos no elegibles.</w:t>
       </w:r>
     </w:p>
     <w:p>
@@ -935,7 +1145,7 @@
         <w:pStyle w:val="Compact"/>
         <w:numPr>
           <w:ilvl w:val="0"/>
-          <w:numId w:val="1011"/>
+          <w:numId w:val="1013"/>
         </w:numPr>
       </w:pPr>
       <w:r>
@@ -949,7 +1159,7 @@
         <w:t xml:space="preserve"> </w:t>
       </w:r>
       <w:r>
-        <w:t xml:space="preserve">Garantiza que los gráficos analíticos de las consolas de directivos y docentes muestren distribuciones realistas durante las pruebas.</w:t>
+        <w:t xml:space="preserve">Previene el ingreso accidental de notas sobre estudiantes desvinculados o transferidos a otros colegios.</w:t>
       </w:r>
     </w:p>
     <w:p>
@@ -957,7 +1167,7 @@
         <w:pStyle w:val="Compact"/>
         <w:numPr>
           <w:ilvl w:val="0"/>
-          <w:numId w:val="1011"/>
+          <w:numId w:val="1013"/>
         </w:numPr>
       </w:pPr>
       <w:r>
@@ -965,28 +1175,6 @@
           <w:b/>
           <w:bCs/>
         </w:rPr>
-        <w:t xml:space="preserve">Módulos afectados:</w:t>
-      </w:r>
-      <w:r>
-        <w:t xml:space="preserve"> </w:t>
-      </w:r>
-      <w:r>
-        <w:t xml:space="preserve">Calificaciones, Dashboard Analítico.</w:t>
-      </w:r>
-    </w:p>
-    <w:p>
-      <w:pPr>
-        <w:pStyle w:val="Compact"/>
-        <w:numPr>
-          <w:ilvl w:val="0"/>
-          <w:numId w:val="1011"/>
-        </w:numPr>
-      </w:pPr>
-      <w:r>
-        <w:rPr>
-          <w:b/>
-          <w:bCs/>
-        </w:rPr>
         <w:t xml:space="preserve">Archivos donde se implementa:</w:t>
       </w:r>
     </w:p>
@@ -995,210 +1183,7 @@
         <w:pStyle w:val="Compact"/>
         <w:numPr>
           <w:ilvl w:val="1"/>
-          <w:numId w:val="1013"/>
-        </w:numPr>
-      </w:pPr>
-      <w:r>
-        <w:rPr>
-          <w:rStyle w:val="VerbatimChar"/>
-        </w:rPr>
-        <w:t xml:space="preserve">seed_grades.ts</w:t>
-      </w:r>
-    </w:p>
-    <w:p>
-      <w:pPr>
-        <w:pStyle w:val="Compact"/>
-        <w:numPr>
-          <w:ilvl w:val="0"/>
-          <w:numId w:val="1011"/>
-        </w:numPr>
-      </w:pPr>
-      <w:r>
-        <w:rPr>
-          <w:b/>
-          <w:bCs/>
-        </w:rPr>
-        <w:t xml:space="preserve">Endpoints relacionados:</w:t>
-      </w:r>
-      <w:r>
-        <w:t xml:space="preserve"> </w:t>
-      </w:r>
-      <w:r>
-        <w:t xml:space="preserve">N/A (Script de inicialización)</w:t>
-      </w:r>
-    </w:p>
-    <w:p>
-      <w:pPr>
-        <w:pStyle w:val="Compact"/>
-        <w:numPr>
-          <w:ilvl w:val="0"/>
-          <w:numId w:val="1011"/>
-        </w:numPr>
-      </w:pPr>
-      <w:r>
-        <w:rPr>
-          <w:b/>
-          <w:bCs/>
-        </w:rPr>
-        <w:t xml:space="preserve">Historias de usuario relacionadas:</w:t>
-      </w:r>
-      <w:r>
-        <w:t xml:space="preserve"> </w:t>
-      </w:r>
-      <w:r>
-        <w:t xml:space="preserve">N/A</w:t>
-      </w:r>
-    </w:p>
-    <w:p>
-      <w:r>
-        <w:pict>
-          <v:rect style="width:0;height:1.5pt" o:hralign="center" o:hrstd="t" o:hr="t"/>
-        </w:pict>
-      </w:r>
-    </w:p>
-    <w:bookmarkEnd w:id="16"/>
-    <w:bookmarkStart w:id="17" w:name="X6ecd46b8dfccb468ed41f87c795c1710c2a019b"/>
-    <w:p>
-      <w:pPr>
-        <w:pStyle w:val="Heading3"/>
-      </w:pPr>
-      <w:r>
-        <w:t xml:space="preserve">RN-CAL-005: Rango Válido de Nota por Colegio</w:t>
-      </w:r>
-    </w:p>
-    <w:p>
-      <w:pPr>
-        <w:pStyle w:val="Compact"/>
-        <w:numPr>
-          <w:ilvl w:val="0"/>
           <w:numId w:val="1014"/>
-        </w:numPr>
-      </w:pPr>
-      <w:r>
-        <w:rPr>
-          <w:b/>
-          <w:bCs/>
-        </w:rPr>
-        <w:t xml:space="preserve">Descripción:</w:t>
-      </w:r>
-      <w:r>
-        <w:t xml:space="preserve"> </w:t>
-      </w:r>
-      <w:r>
-        <w:t xml:space="preserve">Toda calificación numérica registrada en el sistema debe validarse estrictamente contra los valores</w:t>
-      </w:r>
-      <w:r>
-        <w:t xml:space="preserve"> </w:t>
-      </w:r>
-      <w:r>
-        <w:rPr>
-          <w:rStyle w:val="VerbatimChar"/>
-        </w:rPr>
-        <w:t xml:space="preserve">nota_minima</w:t>
-      </w:r>
-      <w:r>
-        <w:t xml:space="preserve"> </w:t>
-      </w:r>
-      <w:r>
-        <w:t xml:space="preserve">y</w:t>
-      </w:r>
-      <w:r>
-        <w:t xml:space="preserve"> </w:t>
-      </w:r>
-      <w:r>
-        <w:rPr>
-          <w:rStyle w:val="VerbatimChar"/>
-        </w:rPr>
-        <w:t xml:space="preserve">nota_maxima</w:t>
-      </w:r>
-      <w:r>
-        <w:t xml:space="preserve"> </w:t>
-      </w:r>
-      <w:r>
-        <w:t xml:space="preserve">configurados en la tabla</w:t>
-      </w:r>
-      <w:r>
-        <w:t xml:space="preserve"> </w:t>
-      </w:r>
-      <w:r>
-        <w:rPr>
-          <w:rStyle w:val="VerbatimChar"/>
-        </w:rPr>
-        <w:t xml:space="preserve">configuracion_colegio</w:t>
-      </w:r>
-      <w:r>
-        <w:t xml:space="preserve"> </w:t>
-      </w:r>
-      <w:r>
-        <w:t xml:space="preserve">para el plantel escolar.</w:t>
-      </w:r>
-    </w:p>
-    <w:p>
-      <w:pPr>
-        <w:pStyle w:val="Compact"/>
-        <w:numPr>
-          <w:ilvl w:val="0"/>
-          <w:numId w:val="1014"/>
-        </w:numPr>
-      </w:pPr>
-      <w:r>
-        <w:rPr>
-          <w:b/>
-          <w:bCs/>
-        </w:rPr>
-        <w:t xml:space="preserve">Motivo:</w:t>
-      </w:r>
-      <w:r>
-        <w:t xml:space="preserve"> </w:t>
-      </w:r>
-      <w:r>
-        <w:t xml:space="preserve">Impide registrar notas negativas o superiores a la nota máxima oficial de la institución (ej. notas superiores a 5.0).</w:t>
-      </w:r>
-    </w:p>
-    <w:p>
-      <w:pPr>
-        <w:pStyle w:val="Compact"/>
-        <w:numPr>
-          <w:ilvl w:val="0"/>
-          <w:numId w:val="1014"/>
-        </w:numPr>
-      </w:pPr>
-      <w:r>
-        <w:rPr>
-          <w:b/>
-          <w:bCs/>
-        </w:rPr>
-        <w:t xml:space="preserve">Módulos afectados:</w:t>
-      </w:r>
-      <w:r>
-        <w:t xml:space="preserve"> </w:t>
-      </w:r>
-      <w:r>
-        <w:t xml:space="preserve">Calificaciones, Configuración Académica.</w:t>
-      </w:r>
-    </w:p>
-    <w:p>
-      <w:pPr>
-        <w:pStyle w:val="Compact"/>
-        <w:numPr>
-          <w:ilvl w:val="0"/>
-          <w:numId w:val="1014"/>
-        </w:numPr>
-      </w:pPr>
-      <w:r>
-        <w:rPr>
-          <w:b/>
-          <w:bCs/>
-        </w:rPr>
-        <w:t xml:space="preserve">Archivos donde se implementa:</w:t>
-      </w:r>
-    </w:p>
-    <w:p>
-      <w:pPr>
-        <w:pStyle w:val="Compact"/>
-        <w:numPr>
-          <w:ilvl w:val="1"/>
-          <w:numId w:val="1015"/>
         </w:numPr>
       </w:pPr>
       <w:hyperlink r:id="rId9">
@@ -1230,7 +1215,7 @@
         <w:pStyle w:val="Compact"/>
         <w:numPr>
           <w:ilvl w:val="0"/>
-          <w:numId w:val="1014"/>
+          <w:numId w:val="1013"/>
         </w:numPr>
       </w:pPr>
       <w:r>
@@ -1246,7 +1231,7 @@
         <w:pStyle w:val="Compact"/>
         <w:numPr>
           <w:ilvl w:val="1"/>
-          <w:numId w:val="1016"/>
+          <w:numId w:val="1015"/>
         </w:numPr>
       </w:pPr>
       <w:r>
@@ -1261,7 +1246,7 @@
         <w:pStyle w:val="Compact"/>
         <w:numPr>
           <w:ilvl w:val="0"/>
-          <w:numId w:val="1014"/>
+          <w:numId w:val="1013"/>
         </w:numPr>
       </w:pPr>
       <w:r>
@@ -1275,7 +1260,7 @@
         <w:t xml:space="preserve"> </w:t>
       </w:r>
       <w:r>
-        <w:t xml:space="preserve">HU-CAL-003</w:t>
+        <w:t xml:space="preserve">HU-CAL-004</w:t>
       </w:r>
     </w:p>
     <w:p>
@@ -1285,14 +1270,14 @@
         </w:pict>
       </w:r>
     </w:p>
-    <w:bookmarkEnd w:id="17"/>
-    <w:bookmarkStart w:id="19" w:name="X2cc91e3d9bf289694a1bddc84817294ea3a9a15"/>
+    <w:bookmarkEnd w:id="16"/>
+    <w:bookmarkStart w:id="17" w:name="X01d72fae287beb5d1e0cef5fffac751a83bb8ea"/>
     <w:p>
       <w:pPr>
         <w:pStyle w:val="Heading3"/>
       </w:pPr>
       <w:r>
-        <w:t xml:space="preserve">RN-CAL-006: Inviolabilidad de Materias Cerradas a Nivel de Base de Datos</w:t>
+        <w:t xml:space="preserve">RN-CAL-005: Rango Institucional de Calificación y Escala MEN</w:t>
       </w:r>
     </w:p>
     <w:p>
@@ -1300,7 +1285,7 @@
         <w:pStyle w:val="Compact"/>
         <w:numPr>
           <w:ilvl w:val="0"/>
-          <w:numId w:val="1017"/>
+          <w:numId w:val="1016"/>
         </w:numPr>
       </w:pPr>
       <w:r>
@@ -1310,47 +1295,17 @@
         </w:rPr>
         <w:t xml:space="preserve">Descripción:</w:t>
       </w:r>
-      <w:r>
-        <w:t xml:space="preserve"> </w:t>
-      </w:r>
-      <w:r>
-        <w:t xml:space="preserve">Se ejecuta un trigger en PostgreSQL (</w:t>
-      </w:r>
-      <w:r>
-        <w:rPr>
-          <w:rStyle w:val="VerbatimChar"/>
-        </w:rPr>
-        <w:t xml:space="preserve">trg_check_subject_not_closed</w:t>
-      </w:r>
-      <w:r>
-        <w:t xml:space="preserve">)</w:t>
-      </w:r>
-      <w:r>
-        <w:t xml:space="preserve"> </w:t>
-      </w:r>
-      <w:r>
-        <w:rPr>
-          <w:rStyle w:val="VerbatimChar"/>
-        </w:rPr>
-        <w:t xml:space="preserve">BEFORE INSERT OR UPDATE OR DELETE</w:t>
-      </w:r>
-      <w:r>
-        <w:t xml:space="preserve"> </w:t>
-      </w:r>
-      <w:r>
-        <w:t xml:space="preserve">sobre las tablas</w:t>
-      </w:r>
-      <w:r>
-        <w:t xml:space="preserve"> </w:t>
-      </w:r>
-      <w:r>
-        <w:rPr>
-          <w:rStyle w:val="VerbatimChar"/>
-        </w:rPr>
-        <w:t xml:space="preserve">actividad_materia</w:t>
-      </w:r>
-      <w:r>
-        <w:t xml:space="preserve">,</w:t>
+    </w:p>
+    <w:p>
+      <w:pPr>
+        <w:pStyle w:val="Compact"/>
+        <w:numPr>
+          <w:ilvl w:val="1"/>
+          <w:numId w:val="1017"/>
+        </w:numPr>
+      </w:pPr>
+      <w:r>
+        <w:t xml:space="preserve">Toda nota numérica ingresada en</w:t>
       </w:r>
       <w:r>
         <w:t xml:space="preserve"> </w:t>
@@ -1362,19 +1317,10 @@
         <w:t xml:space="preserve">notas_actividad</w:t>
       </w:r>
       <w:r>
-        <w:t xml:space="preserve">,</w:t>
-      </w:r>
-      <w:r>
-        <w:t xml:space="preserve"> </w:t>
-      </w:r>
-      <w:r>
-        <w:rPr>
-          <w:rStyle w:val="VerbatimChar"/>
-        </w:rPr>
-        <w:t xml:space="preserve">criterio_evaluacion</w:t>
-      </w:r>
-      <w:r>
-        <w:t xml:space="preserve">,</w:t>
+        <w:t xml:space="preserve"> </w:t>
+      </w:r>
+      <w:r>
+        <w:t xml:space="preserve">o</w:t>
       </w:r>
       <w:r>
         <w:t xml:space="preserve"> </w:t>
@@ -1386,16 +1332,91 @@
         <w:t xml:space="preserve">nota_criterio</w:t>
       </w:r>
       <w:r>
-        <w:t xml:space="preserve">,</w:t>
-      </w:r>
-      <w:r>
-        <w:t xml:space="preserve"> </w:t>
-      </w:r>
-      <w:r>
-        <w:rPr>
-          <w:rStyle w:val="VerbatimChar"/>
-        </w:rPr>
-        <w:t xml:space="preserve">registro_asistencia</w:t>
+        <w:t xml:space="preserve"> </w:t>
+      </w:r>
+      <w:r>
+        <w:t xml:space="preserve">debe ubicarse estrictamente entre la</w:t>
+      </w:r>
+      <w:r>
+        <w:t xml:space="preserve"> </w:t>
+      </w:r>
+      <w:r>
+        <w:rPr>
+          <w:rStyle w:val="VerbatimChar"/>
+        </w:rPr>
+        <w:t xml:space="preserve">nota_minima</w:t>
+      </w:r>
+      <w:r>
+        <w:t xml:space="preserve"> </w:t>
+      </w:r>
+      <w:r>
+        <w:t xml:space="preserve">y la</w:t>
+      </w:r>
+      <w:r>
+        <w:t xml:space="preserve"> </w:t>
+      </w:r>
+      <w:r>
+        <w:rPr>
+          <w:rStyle w:val="VerbatimChar"/>
+        </w:rPr>
+        <w:t xml:space="preserve">nota_maxima</w:t>
+      </w:r>
+      <w:r>
+        <w:t xml:space="preserve"> </w:t>
+      </w:r>
+      <w:r>
+        <w:t xml:space="preserve">configuradas en</w:t>
+      </w:r>
+      <w:r>
+        <w:t xml:space="preserve"> </w:t>
+      </w:r>
+      <w:r>
+        <w:rPr>
+          <w:rStyle w:val="VerbatimChar"/>
+        </w:rPr>
+        <w:t xml:space="preserve">configuracion_colegio</w:t>
+      </w:r>
+      <w:r>
+        <w:t xml:space="preserve"> </w:t>
+      </w:r>
+      <w:r>
+        <w:t xml:space="preserve">(ej. 1.0 a 5.0).</w:t>
+      </w:r>
+    </w:p>
+    <w:p>
+      <w:pPr>
+        <w:pStyle w:val="Compact"/>
+        <w:numPr>
+          <w:ilvl w:val="1"/>
+          <w:numId w:val="1017"/>
+        </w:numPr>
+      </w:pPr>
+      <w:r>
+        <w:t xml:space="preserve">El backend ubica automáticamente el</w:t>
+      </w:r>
+      <w:r>
+        <w:t xml:space="preserve"> </w:t>
+      </w:r>
+      <w:r>
+        <w:rPr>
+          <w:rStyle w:val="VerbatimChar"/>
+        </w:rPr>
+        <w:t xml:space="preserve">id_escalavaloracion</w:t>
+      </w:r>
+      <w:r>
+        <w:t xml:space="preserve"> </w:t>
+      </w:r>
+      <w:r>
+        <w:t xml:space="preserve">correspondiente según los rangos</w:t>
+      </w:r>
+      <w:r>
+        <w:t xml:space="preserve"> </w:t>
+      </w:r>
+      <w:r>
+        <w:rPr>
+          <w:rStyle w:val="VerbatimChar"/>
+        </w:rPr>
+        <w:t xml:space="preserve">valor_minimo</w:t>
       </w:r>
       <w:r>
         <w:t xml:space="preserve"> </w:t>
@@ -1410,52 +1431,28 @@
         <w:rPr>
           <w:rStyle w:val="VerbatimChar"/>
         </w:rPr>
-        <w:t xml:space="preserve">observacion_estudiante</w:t>
-      </w:r>
-      <w:r>
-        <w:t xml:space="preserve">. Si la materia se encuentra en estado</w:t>
-      </w:r>
-      <w:r>
-        <w:t xml:space="preserve"> </w:t>
-      </w:r>
-      <w:r>
-        <w:rPr>
-          <w:rStyle w:val="VerbatimChar"/>
-        </w:rPr>
-        <w:t xml:space="preserve">CERRADO</w:t>
-      </w:r>
-      <w:r>
-        <w:t xml:space="preserve"> </w:t>
-      </w:r>
-      <w:r>
-        <w:t xml:space="preserve">en</w:t>
-      </w:r>
-      <w:r>
-        <w:t xml:space="preserve"> </w:t>
-      </w:r>
-      <w:r>
-        <w:rPr>
-          <w:rStyle w:val="VerbatimChar"/>
-        </w:rPr>
-        <w:t xml:space="preserve">cierre_materia</w:t>
-      </w:r>
-      <w:r>
-        <w:t xml:space="preserve"> </w:t>
-      </w:r>
-      <w:r>
-        <w:t xml:space="preserve">para esa asignación y periodo, PostgreSQL aborta automáticamente la transacción con error</w:t>
-      </w:r>
-      <w:r>
-        <w:t xml:space="preserve"> </w:t>
-      </w:r>
-      <w:r>
-        <w:rPr>
-          <w:rStyle w:val="VerbatimChar"/>
-        </w:rPr>
-        <w:t xml:space="preserve">55000</w:t>
-      </w:r>
-      <w:r>
-        <w:t xml:space="preserve">.</w:t>
+        <w:t xml:space="preserve">valor_maximo</w:t>
+      </w:r>
+      <w:r>
+        <w:t xml:space="preserve"> </w:t>
+      </w:r>
+      <w:r>
+        <w:t xml:space="preserve">de la tabla</w:t>
+      </w:r>
+      <w:r>
+        <w:t xml:space="preserve"> </w:t>
+      </w:r>
+      <w:r>
+        <w:rPr>
+          <w:rStyle w:val="VerbatimChar"/>
+        </w:rPr>
+        <w:t xml:space="preserve">escala_valoracion</w:t>
+      </w:r>
+      <w:r>
+        <w:t xml:space="preserve"> </w:t>
+      </w:r>
+      <w:r>
+        <w:t xml:space="preserve">institucional (Bajo, Básico, Alto, Superior).</w:t>
       </w:r>
     </w:p>
     <w:p>
@@ -1463,7 +1460,7 @@
         <w:pStyle w:val="Compact"/>
         <w:numPr>
           <w:ilvl w:val="0"/>
-          <w:numId w:val="1017"/>
+          <w:numId w:val="1016"/>
         </w:numPr>
       </w:pPr>
       <w:r>
@@ -1477,7 +1474,7 @@
         <w:t xml:space="preserve"> </w:t>
       </w:r>
       <w:r>
-        <w:t xml:space="preserve">Garantiza la integridad absoluta de los datos académicos consolidados independientemente de la interfaz o llamadas directas a la API.</w:t>
+        <w:t xml:space="preserve">Cumple con el Decreto 1290 del MEN colombiano y mantiene la estandarización cualitativa/cuantitativa.</w:t>
       </w:r>
     </w:p>
     <w:p>
@@ -1485,7 +1482,7 @@
         <w:pStyle w:val="Compact"/>
         <w:numPr>
           <w:ilvl w:val="0"/>
-          <w:numId w:val="1017"/>
+          <w:numId w:val="1016"/>
         </w:numPr>
       </w:pPr>
       <w:r>
@@ -1493,28 +1490,6 @@
           <w:b/>
           <w:bCs/>
         </w:rPr>
-        <w:t xml:space="preserve">Módulos afectados:</w:t>
-      </w:r>
-      <w:r>
-        <w:t xml:space="preserve"> </w:t>
-      </w:r>
-      <w:r>
-        <w:t xml:space="preserve">Calificaciones, Asistencia, Observaciones, Cierre y Boletines.</w:t>
-      </w:r>
-    </w:p>
-    <w:p>
-      <w:pPr>
-        <w:pStyle w:val="Compact"/>
-        <w:numPr>
-          <w:ilvl w:val="0"/>
-          <w:numId w:val="1017"/>
-        </w:numPr>
-      </w:pPr>
-      <w:r>
-        <w:rPr>
-          <w:b/>
-          <w:bCs/>
-        </w:rPr>
         <w:t xml:space="preserve">Archivos donde se implementa:</w:t>
       </w:r>
     </w:p>
@@ -1524,555 +1499,6 @@
         <w:numPr>
           <w:ilvl w:val="1"/>
           <w:numId w:val="1018"/>
-        </w:numPr>
-      </w:pPr>
-      <w:r>
-        <w:rPr>
-          <w:rStyle w:val="VerbatimChar"/>
-        </w:rPr>
-        <w:t xml:space="preserve">037_prevent_academic_writes_on_closed_subject.sql</w:t>
-      </w:r>
-    </w:p>
-    <w:p>
-      <w:pPr>
-        <w:pStyle w:val="Compact"/>
-        <w:numPr>
-          <w:ilvl w:val="1"/>
-          <w:numId w:val="1018"/>
-        </w:numPr>
-      </w:pPr>
-      <w:hyperlink r:id="rId18">
-        <w:r>
-          <w:rPr>
-            <w:rStyle w:val="Hyperlink"/>
-          </w:rPr>
-          <w:t xml:space="preserve">competencyMigration.ts</w:t>
-        </w:r>
-      </w:hyperlink>
-    </w:p>
-    <w:p>
-      <w:pPr>
-        <w:pStyle w:val="Compact"/>
-        <w:numPr>
-          <w:ilvl w:val="0"/>
-          <w:numId w:val="1017"/>
-        </w:numPr>
-      </w:pPr>
-      <w:r>
-        <w:rPr>
-          <w:b/>
-          <w:bCs/>
-        </w:rPr>
-        <w:t xml:space="preserve">Endpoints relacionados:</w:t>
-      </w:r>
-      <w:r>
-        <w:t xml:space="preserve"> </w:t>
-      </w:r>
-      <w:r>
-        <w:t xml:space="preserve">Todos los endpoints de modificación académica.</w:t>
-      </w:r>
-    </w:p>
-    <w:p>
-      <w:pPr>
-        <w:pStyle w:val="Compact"/>
-        <w:numPr>
-          <w:ilvl w:val="0"/>
-          <w:numId w:val="1017"/>
-        </w:numPr>
-      </w:pPr>
-      <w:r>
-        <w:rPr>
-          <w:b/>
-          <w:bCs/>
-        </w:rPr>
-        <w:t xml:space="preserve">Historias de usuario relacionadas:</w:t>
-      </w:r>
-      <w:r>
-        <w:t xml:space="preserve"> </w:t>
-      </w:r>
-      <w:r>
-        <w:t xml:space="preserve">HU-CAL-003, HU-CIE-001</w:t>
-      </w:r>
-    </w:p>
-    <w:p>
-      <w:r>
-        <w:pict>
-          <v:rect style="width:0;height:1.5pt" o:hralign="center" o:hrstd="t" o:hr="t"/>
-        </w:pict>
-      </w:r>
-    </w:p>
-    <w:bookmarkEnd w:id="19"/>
-    <w:bookmarkStart w:id="21" w:name="X983615674ef9d0a4e525ea82702fb95ddb0abcd"/>
-    <w:p>
-      <w:pPr>
-        <w:pStyle w:val="Heading3"/>
-      </w:pPr>
-      <w:r>
-        <w:t xml:space="preserve">RN-CAL-007: Visualización en Modo Lectura de Actividades en Materias Cerradas</w:t>
-      </w:r>
-    </w:p>
-    <w:p>
-      <w:pPr>
-        <w:pStyle w:val="Compact"/>
-        <w:numPr>
-          <w:ilvl w:val="0"/>
-          <w:numId w:val="1019"/>
-        </w:numPr>
-      </w:pPr>
-      <w:r>
-        <w:rPr>
-          <w:b/>
-          <w:bCs/>
-        </w:rPr>
-        <w:t xml:space="preserve">Descripción:</w:t>
-      </w:r>
-      <w:r>
-        <w:t xml:space="preserve"> </w:t>
-      </w:r>
-      <w:r>
-        <w:t xml:space="preserve">Cuando una materia es cerrada por el docente, la interfaz del módulo de Calificaciones (</w:t>
-      </w:r>
-      <w:r>
-        <w:rPr>
-          <w:rStyle w:val="VerbatimChar"/>
-        </w:rPr>
-        <w:t xml:space="preserve">TeacherGrades.vue</w:t>
-      </w:r>
-      <w:r>
-        <w:t xml:space="preserve">):</w:t>
-      </w:r>
-    </w:p>
-    <w:p>
-      <w:pPr>
-        <w:pStyle w:val="Compact"/>
-        <w:numPr>
-          <w:ilvl w:val="1"/>
-          <w:numId w:val="1020"/>
-        </w:numPr>
-      </w:pPr>
-      <w:r>
-        <w:t xml:space="preserve">Muestra un banner destacado</w:t>
-      </w:r>
-      <w:r>
-        <w:t xml:space="preserve"> </w:t>
-      </w:r>
-      <w:r>
-        <w:t xml:space="preserve">“Planilla en Modo Solo Lectura”</w:t>
-      </w:r>
-      <w:r>
-        <w:t xml:space="preserve">.</w:t>
-      </w:r>
-    </w:p>
-    <w:p>
-      <w:pPr>
-        <w:pStyle w:val="Compact"/>
-        <w:numPr>
-          <w:ilvl w:val="1"/>
-          <w:numId w:val="1020"/>
-        </w:numPr>
-      </w:pPr>
-      <w:r>
-        <w:t xml:space="preserve">Deshabilita todas las casillas e inputs de notas (actividades y criterios).</w:t>
-      </w:r>
-    </w:p>
-    <w:p>
-      <w:pPr>
-        <w:pStyle w:val="Compact"/>
-        <w:numPr>
-          <w:ilvl w:val="1"/>
-          <w:numId w:val="1020"/>
-        </w:numPr>
-      </w:pPr>
-      <w:r>
-        <w:t xml:space="preserve">Oculta el botón</w:t>
-      </w:r>
-      <w:r>
-        <w:t xml:space="preserve"> </w:t>
-      </w:r>
-      <w:r>
-        <w:t xml:space="preserve">“+ Crear Actividad”</w:t>
-      </w:r>
-      <w:r>
-        <w:t xml:space="preserve">.</w:t>
-      </w:r>
-    </w:p>
-    <w:p>
-      <w:pPr>
-        <w:pStyle w:val="Compact"/>
-        <w:numPr>
-          <w:ilvl w:val="1"/>
-          <w:numId w:val="1020"/>
-        </w:numPr>
-      </w:pPr>
-      <w:r>
-        <w:t xml:space="preserve">Permite hacer clic en las actividades existentes para abrir el panel lateral (Drawer) exclusivamente en</w:t>
-      </w:r>
-      <w:r>
-        <w:t xml:space="preserve"> </w:t>
-      </w:r>
-      <w:r>
-        <w:rPr>
-          <w:b/>
-          <w:bCs/>
-        </w:rPr>
-        <w:t xml:space="preserve">Modo Lectura</w:t>
-      </w:r>
-      <w:r>
-        <w:t xml:space="preserve"> </w:t>
-      </w:r>
-      <w:r>
-        <w:t xml:space="preserve">(permite consultar nombre, peso, evidencias DBA y criterios, pero oculta los controles de edición, guardado o eliminación).</w:t>
-      </w:r>
-    </w:p>
-    <w:p>
-      <w:pPr>
-        <w:pStyle w:val="Compact"/>
-        <w:numPr>
-          <w:ilvl w:val="0"/>
-          <w:numId w:val="1019"/>
-        </w:numPr>
-      </w:pPr>
-      <w:r>
-        <w:rPr>
-          <w:b/>
-          <w:bCs/>
-        </w:rPr>
-        <w:t xml:space="preserve">Motivo:</w:t>
-      </w:r>
-      <w:r>
-        <w:t xml:space="preserve"> </w:t>
-      </w:r>
-      <w:r>
-        <w:t xml:space="preserve">Brinda visibilidad y transparencia al docente y directivo sobre lo evaluado sin permitir alteraciones de calificaciones consolidadas.</w:t>
-      </w:r>
-    </w:p>
-    <w:p>
-      <w:pPr>
-        <w:pStyle w:val="Compact"/>
-        <w:numPr>
-          <w:ilvl w:val="0"/>
-          <w:numId w:val="1019"/>
-        </w:numPr>
-      </w:pPr>
-      <w:r>
-        <w:rPr>
-          <w:b/>
-          <w:bCs/>
-        </w:rPr>
-        <w:t xml:space="preserve">Módulos afectados:</w:t>
-      </w:r>
-      <w:r>
-        <w:t xml:space="preserve"> </w:t>
-      </w:r>
-      <w:r>
-        <w:t xml:space="preserve">Calificaciones.</w:t>
-      </w:r>
-    </w:p>
-    <w:p>
-      <w:pPr>
-        <w:pStyle w:val="Compact"/>
-        <w:numPr>
-          <w:ilvl w:val="0"/>
-          <w:numId w:val="1019"/>
-        </w:numPr>
-      </w:pPr>
-      <w:r>
-        <w:rPr>
-          <w:b/>
-          <w:bCs/>
-        </w:rPr>
-        <w:t xml:space="preserve">Archivos donde se implementa:</w:t>
-      </w:r>
-    </w:p>
-    <w:p>
-      <w:pPr>
-        <w:pStyle w:val="Compact"/>
-        <w:numPr>
-          <w:ilvl w:val="1"/>
-          <w:numId w:val="1021"/>
-        </w:numPr>
-      </w:pPr>
-      <w:hyperlink r:id="rId20">
-        <w:r>
-          <w:rPr>
-            <w:rStyle w:val="Hyperlink"/>
-          </w:rPr>
-          <w:t xml:space="preserve">TeacherGrades.vue</w:t>
-        </w:r>
-      </w:hyperlink>
-    </w:p>
-    <w:p>
-      <w:pPr>
-        <w:pStyle w:val="Compact"/>
-        <w:numPr>
-          <w:ilvl w:val="0"/>
-          <w:numId w:val="1019"/>
-        </w:numPr>
-      </w:pPr>
-      <w:r>
-        <w:rPr>
-          <w:b/>
-          <w:bCs/>
-        </w:rPr>
-        <w:t xml:space="preserve">Endpoints relacionados:</w:t>
-      </w:r>
-      <w:r>
-        <w:t xml:space="preserve"> </w:t>
-      </w:r>
-      <w:r>
-        <w:rPr>
-          <w:rStyle w:val="VerbatimChar"/>
-        </w:rPr>
-        <w:t xml:space="preserve">GET /api/teacher/closure-status/:detailGradeId/:periodId</w:t>
-      </w:r>
-    </w:p>
-    <w:p>
-      <w:pPr>
-        <w:pStyle w:val="Compact"/>
-        <w:numPr>
-          <w:ilvl w:val="0"/>
-          <w:numId w:val="1019"/>
-        </w:numPr>
-      </w:pPr>
-      <w:r>
-        <w:rPr>
-          <w:b/>
-          <w:bCs/>
-        </w:rPr>
-        <w:t xml:space="preserve">Historias de usuario relacionadas:</w:t>
-      </w:r>
-      <w:r>
-        <w:t xml:space="preserve"> </w:t>
-      </w:r>
-      <w:r>
-        <w:t xml:space="preserve">HU-CAL-001, HU-CAL-003</w:t>
-      </w:r>
-    </w:p>
-    <w:p>
-      <w:r>
-        <w:pict>
-          <v:rect style="width:0;height:1.5pt" o:hralign="center" o:hrstd="t" o:hr="t"/>
-        </w:pict>
-      </w:r>
-    </w:p>
-    <w:bookmarkEnd w:id="21"/>
-    <w:bookmarkStart w:id="25" w:name="Xe6f72ac206d7dd289262ee897d623e32f3340b4"/>
-    <w:p>
-      <w:pPr>
-        <w:pStyle w:val="Heading3"/>
-      </w:pPr>
-      <w:r>
-        <w:t xml:space="preserve">RN-CAL-008: Trazabilidad de Docente Creador y Docente de Cierre</w:t>
-      </w:r>
-    </w:p>
-    <w:p>
-      <w:pPr>
-        <w:pStyle w:val="Compact"/>
-        <w:numPr>
-          <w:ilvl w:val="0"/>
-          <w:numId w:val="1022"/>
-        </w:numPr>
-      </w:pPr>
-      <w:r>
-        <w:rPr>
-          <w:b/>
-          <w:bCs/>
-        </w:rPr>
-        <w:t xml:space="preserve">Descripción:</w:t>
-      </w:r>
-    </w:p>
-    <w:p>
-      <w:pPr>
-        <w:pStyle w:val="Compact"/>
-        <w:numPr>
-          <w:ilvl w:val="1"/>
-          <w:numId w:val="1023"/>
-        </w:numPr>
-      </w:pPr>
-      <w:r>
-        <w:t xml:space="preserve">La tabla</w:t>
-      </w:r>
-      <w:r>
-        <w:t xml:space="preserve"> </w:t>
-      </w:r>
-      <w:r>
-        <w:rPr>
-          <w:rStyle w:val="VerbatimChar"/>
-        </w:rPr>
-        <w:t xml:space="preserve">actividad_materia</w:t>
-      </w:r>
-      <w:r>
-        <w:t xml:space="preserve"> </w:t>
-      </w:r>
-      <w:r>
-        <w:t xml:space="preserve">almacena</w:t>
-      </w:r>
-      <w:r>
-        <w:t xml:space="preserve"> </w:t>
-      </w:r>
-      <w:r>
-        <w:rPr>
-          <w:rStyle w:val="VerbatimChar"/>
-        </w:rPr>
-        <w:t xml:space="preserve">id_docente_creador</w:t>
-      </w:r>
-      <w:r>
-        <w:t xml:space="preserve"> </w:t>
-      </w:r>
-      <w:r>
-        <w:t xml:space="preserve">para identificar qué docente creó la actividad (preservando este dato aunque la asignatura sea reasignada a otro docente en</w:t>
-      </w:r>
-      <w:r>
-        <w:t xml:space="preserve"> </w:t>
-      </w:r>
-      <w:r>
-        <w:rPr>
-          <w:rStyle w:val="VerbatimChar"/>
-        </w:rPr>
-        <w:t xml:space="preserve">detalle_grados</w:t>
-      </w:r>
-      <w:r>
-        <w:t xml:space="preserve">).</w:t>
-      </w:r>
-    </w:p>
-    <w:p>
-      <w:pPr>
-        <w:pStyle w:val="Compact"/>
-        <w:numPr>
-          <w:ilvl w:val="1"/>
-          <w:numId w:val="1023"/>
-        </w:numPr>
-      </w:pPr>
-      <w:r>
-        <w:t xml:space="preserve">La tabla</w:t>
-      </w:r>
-      <w:r>
-        <w:t xml:space="preserve"> </w:t>
-      </w:r>
-      <w:r>
-        <w:rPr>
-          <w:rStyle w:val="VerbatimChar"/>
-        </w:rPr>
-        <w:t xml:space="preserve">cierre_materia</w:t>
-      </w:r>
-      <w:r>
-        <w:t xml:space="preserve"> </w:t>
-      </w:r>
-      <w:r>
-        <w:t xml:space="preserve">almacena</w:t>
-      </w:r>
-      <w:r>
-        <w:t xml:space="preserve"> </w:t>
-      </w:r>
-      <w:r>
-        <w:rPr>
-          <w:rStyle w:val="VerbatimChar"/>
-        </w:rPr>
-        <w:t xml:space="preserve">id_docente_cierre</w:t>
-      </w:r>
-      <w:r>
-        <w:t xml:space="preserve"> </w:t>
-      </w:r>
-      <w:r>
-        <w:t xml:space="preserve">para registrar el docente exacto que realizó la acción del cierre de periodo.</w:t>
-      </w:r>
-    </w:p>
-    <w:p>
-      <w:pPr>
-        <w:pStyle w:val="Compact"/>
-        <w:numPr>
-          <w:ilvl w:val="0"/>
-          <w:numId w:val="1022"/>
-        </w:numPr>
-      </w:pPr>
-      <w:r>
-        <w:rPr>
-          <w:b/>
-          <w:bCs/>
-        </w:rPr>
-        <w:t xml:space="preserve">Motivo:</w:t>
-      </w:r>
-      <w:r>
-        <w:t xml:space="preserve"> </w:t>
-      </w:r>
-      <w:r>
-        <w:t xml:space="preserve">Asegura la auditoría histórica de las actividades pedagógicas y cierres de periodo cuando ocurren cambios de planta docente.</w:t>
-      </w:r>
-    </w:p>
-    <w:p>
-      <w:pPr>
-        <w:pStyle w:val="Compact"/>
-        <w:numPr>
-          <w:ilvl w:val="0"/>
-          <w:numId w:val="1022"/>
-        </w:numPr>
-      </w:pPr>
-      <w:r>
-        <w:rPr>
-          <w:b/>
-          <w:bCs/>
-        </w:rPr>
-        <w:t xml:space="preserve">Módulos afectados:</w:t>
-      </w:r>
-      <w:r>
-        <w:t xml:space="preserve"> </w:t>
-      </w:r>
-      <w:r>
-        <w:t xml:space="preserve">Calificaciones, Cierre y Boletines, Portal Estudiante.</w:t>
-      </w:r>
-    </w:p>
-    <w:p>
-      <w:pPr>
-        <w:pStyle w:val="Compact"/>
-        <w:numPr>
-          <w:ilvl w:val="0"/>
-          <w:numId w:val="1022"/>
-        </w:numPr>
-      </w:pPr>
-      <w:r>
-        <w:rPr>
-          <w:b/>
-          <w:bCs/>
-        </w:rPr>
-        <w:t xml:space="preserve">Archivos donde se implementa:</w:t>
-      </w:r>
-    </w:p>
-    <w:p>
-      <w:pPr>
-        <w:pStyle w:val="Compact"/>
-        <w:numPr>
-          <w:ilvl w:val="1"/>
-          <w:numId w:val="1024"/>
-        </w:numPr>
-      </w:pPr>
-      <w:r>
-        <w:rPr>
-          <w:rStyle w:val="VerbatimChar"/>
-        </w:rPr>
-        <w:t xml:space="preserve">035_add_id_docente_creador_to_actividad_materia.sql</w:t>
-      </w:r>
-    </w:p>
-    <w:p>
-      <w:pPr>
-        <w:pStyle w:val="Compact"/>
-        <w:numPr>
-          <w:ilvl w:val="1"/>
-          <w:numId w:val="1024"/>
-        </w:numPr>
-      </w:pPr>
-      <w:r>
-        <w:rPr>
-          <w:rStyle w:val="VerbatimChar"/>
-        </w:rPr>
-        <w:t xml:space="preserve">036_add_id_docente_cierre_to_cierre_materia.sql</w:t>
-      </w:r>
-    </w:p>
-    <w:p>
-      <w:pPr>
-        <w:pStyle w:val="Compact"/>
-        <w:numPr>
-          <w:ilvl w:val="1"/>
-          <w:numId w:val="1024"/>
         </w:numPr>
       </w:pPr>
       <w:hyperlink r:id="rId9">
@@ -2083,38 +1509,295 @@
           <w:t xml:space="preserve">gradingController.ts</w:t>
         </w:r>
       </w:hyperlink>
+      <w:r>
+        <w:t xml:space="preserve"> </w:t>
+      </w:r>
+      <w:r>
+        <w:t xml:space="preserve">(</w:t>
+      </w:r>
+      <w:r>
+        <w:rPr>
+          <w:rStyle w:val="VerbatimChar"/>
+        </w:rPr>
+        <w:t xml:space="preserve">saveGrades</w:t>
+      </w:r>
+      <w:r>
+        <w:t xml:space="preserve">)</w:t>
+      </w:r>
+    </w:p>
+    <w:p>
+      <w:pPr>
+        <w:pStyle w:val="Compact"/>
+        <w:numPr>
+          <w:ilvl w:val="0"/>
+          <w:numId w:val="1016"/>
+        </w:numPr>
+      </w:pPr>
+      <w:r>
+        <w:rPr>
+          <w:b/>
+          <w:bCs/>
+        </w:rPr>
+        <w:t xml:space="preserve">Endpoints relacionados:</w:t>
+      </w:r>
     </w:p>
     <w:p>
       <w:pPr>
         <w:pStyle w:val="Compact"/>
         <w:numPr>
           <w:ilvl w:val="1"/>
-          <w:numId w:val="1024"/>
-        </w:numPr>
-      </w:pPr>
-      <w:hyperlink r:id="rId22">
+          <w:numId w:val="1019"/>
+        </w:numPr>
+      </w:pPr>
+      <w:r>
+        <w:rPr>
+          <w:rStyle w:val="VerbatimChar"/>
+        </w:rPr>
+        <w:t xml:space="preserve">POST /api/teacher/grades</w:t>
+      </w:r>
+    </w:p>
+    <w:p>
+      <w:pPr>
+        <w:pStyle w:val="Compact"/>
+        <w:numPr>
+          <w:ilvl w:val="0"/>
+          <w:numId w:val="1016"/>
+        </w:numPr>
+      </w:pPr>
+      <w:r>
+        <w:rPr>
+          <w:b/>
+          <w:bCs/>
+        </w:rPr>
+        <w:t xml:space="preserve">Historias de usuario relacionadas:</w:t>
+      </w:r>
+      <w:r>
+        <w:t xml:space="preserve"> </w:t>
+      </w:r>
+      <w:r>
+        <w:t xml:space="preserve">HU-CAL-004</w:t>
+      </w:r>
+    </w:p>
+    <w:p>
+      <w:r>
+        <w:pict>
+          <v:rect style="width:0;height:1.5pt" o:hralign="center" o:hrstd="t" o:hr="t"/>
+        </w:pict>
+      </w:r>
+    </w:p>
+    <w:bookmarkEnd w:id="17"/>
+    <w:bookmarkEnd w:id="18"/>
+    <w:bookmarkStart w:id="23" w:name="doble-candado-por-cierre-y-triggers-sql"/>
+    <w:p>
+      <w:pPr>
+        <w:pStyle w:val="Heading2"/>
+      </w:pPr>
+      <w:r>
+        <w:t xml:space="preserve">4. Doble Candado por Cierre y Triggers SQL</w:t>
+      </w:r>
+    </w:p>
+    <w:bookmarkStart w:id="20" w:name="X9ce9c546d979652175e4bdb9a0cacc9f6edcd28"/>
+    <w:p>
+      <w:pPr>
+        <w:pStyle w:val="Heading3"/>
+      </w:pPr>
+      <w:r>
+        <w:t xml:space="preserve">RN-CAL-006: Doble Bloqueo de Modificación por Cierre</w:t>
+      </w:r>
+    </w:p>
+    <w:p>
+      <w:pPr>
+        <w:pStyle w:val="Compact"/>
+        <w:numPr>
+          <w:ilvl w:val="0"/>
+          <w:numId w:val="1020"/>
+        </w:numPr>
+      </w:pPr>
+      <w:r>
+        <w:rPr>
+          <w:b/>
+          <w:bCs/>
+        </w:rPr>
+        <w:t xml:space="preserve">Descripción:</w:t>
+      </w:r>
+      <w:r>
+        <w:t xml:space="preserve"> </w:t>
+      </w:r>
+      <w:r>
+        <w:t xml:space="preserve">Se bloquea cualquier creación, edición o eliminación de actividades, criterios y notas si:</w:t>
+      </w:r>
+    </w:p>
+    <w:p>
+      <w:pPr>
+        <w:pStyle w:val="Compact"/>
+        <w:numPr>
+          <w:ilvl w:val="1"/>
+          <w:numId w:val="1021"/>
+        </w:numPr>
+      </w:pPr>
+      <w:r>
+        <w:t xml:space="preserve">El periodo académico se encuentra formalmente cerrado institucionalmente (</w:t>
+      </w:r>
+      <w:r>
+        <w:rPr>
+          <w:rStyle w:val="VerbatimChar"/>
+        </w:rPr>
+        <w:t xml:space="preserve">periodo_academico.estado === 'CERRADO'</w:t>
+      </w:r>
+      <w:r>
+        <w:t xml:space="preserve">) (</w:t>
+      </w:r>
+      <w:r>
+        <w:rPr>
+          <w:rStyle w:val="VerbatimChar"/>
+        </w:rPr>
+        <w:t xml:space="preserve">409 Conflict</w:t>
+      </w:r>
+      <w:r>
+        <w:t xml:space="preserve">).</w:t>
+      </w:r>
+    </w:p>
+    <w:p>
+      <w:pPr>
+        <w:pStyle w:val="Compact"/>
+        <w:numPr>
+          <w:ilvl w:val="1"/>
+          <w:numId w:val="1021"/>
+        </w:numPr>
+      </w:pPr>
+      <w:r>
+        <w:t xml:space="preserve">El docente titular ya ejecutó el cierre de la materia en ese periodo mediante</w:t>
+      </w:r>
+      <w:r>
+        <w:t xml:space="preserve"> </w:t>
+      </w:r>
+      <w:r>
+        <w:rPr>
+          <w:rStyle w:val="VerbatimChar"/>
+        </w:rPr>
+        <w:t xml:space="preserve">cierre_materia</w:t>
+      </w:r>
+      <w:r>
+        <w:t xml:space="preserve"> </w:t>
+      </w:r>
+      <w:r>
+        <w:t xml:space="preserve">(</w:t>
+      </w:r>
+      <w:r>
+        <w:rPr>
+          <w:rStyle w:val="VerbatimChar"/>
+        </w:rPr>
+        <w:t xml:space="preserve">ensureSubjectOpen</w:t>
+      </w:r>
+      <w:r>
+        <w:t xml:space="preserve">) (</w:t>
+      </w:r>
+      <w:r>
+        <w:rPr>
+          <w:rStyle w:val="VerbatimChar"/>
+        </w:rPr>
+        <w:t xml:space="preserve">409 Conflict</w:t>
+      </w:r>
+      <w:r>
+        <w:t xml:space="preserve">).</w:t>
+      </w:r>
+    </w:p>
+    <w:p>
+      <w:pPr>
+        <w:pStyle w:val="Compact"/>
+        <w:numPr>
+          <w:ilvl w:val="0"/>
+          <w:numId w:val="1020"/>
+        </w:numPr>
+      </w:pPr>
+      <w:r>
+        <w:rPr>
+          <w:b/>
+          <w:bCs/>
+        </w:rPr>
+        <w:t xml:space="preserve">Motivo:</w:t>
+      </w:r>
+      <w:r>
+        <w:t xml:space="preserve"> </w:t>
+      </w:r>
+      <w:r>
+        <w:t xml:space="preserve">Protege la inmutabilidad de los registros académicos una vez finalizadas las evaluaciones.</w:t>
+      </w:r>
+    </w:p>
+    <w:p>
+      <w:pPr>
+        <w:pStyle w:val="Compact"/>
+        <w:numPr>
+          <w:ilvl w:val="0"/>
+          <w:numId w:val="1020"/>
+        </w:numPr>
+      </w:pPr>
+      <w:r>
+        <w:rPr>
+          <w:b/>
+          <w:bCs/>
+        </w:rPr>
+        <w:t xml:space="preserve">Archivos donde se implementa:</w:t>
+      </w:r>
+    </w:p>
+    <w:p>
+      <w:pPr>
+        <w:pStyle w:val="Compact"/>
+        <w:numPr>
+          <w:ilvl w:val="1"/>
+          <w:numId w:val="1022"/>
+        </w:numPr>
+      </w:pPr>
+      <w:hyperlink r:id="rId19">
         <w:r>
           <w:rPr>
             <w:rStyle w:val="Hyperlink"/>
           </w:rPr>
-          <w:t xml:space="preserve">studentPortalController.ts</w:t>
+          <w:t xml:space="preserve">periodHelpers.ts</w:t>
         </w:r>
       </w:hyperlink>
+      <w:r>
+        <w:t xml:space="preserve"> </w:t>
+      </w:r>
+      <w:r>
+        <w:t xml:space="preserve">(</w:t>
+      </w:r>
+      <w:r>
+        <w:rPr>
+          <w:rStyle w:val="VerbatimChar"/>
+        </w:rPr>
+        <w:t xml:space="preserve">ensurePeriodOpen</w:t>
+      </w:r>
+      <w:r>
+        <w:t xml:space="preserve">,</w:t>
+      </w:r>
+      <w:r>
+        <w:t xml:space="preserve"> </w:t>
+      </w:r>
+      <w:r>
+        <w:rPr>
+          <w:rStyle w:val="VerbatimChar"/>
+        </w:rPr>
+        <w:t xml:space="preserve">ensureSubjectOpen</w:t>
+      </w:r>
+      <w:r>
+        <w:t xml:space="preserve">)</w:t>
+      </w:r>
     </w:p>
     <w:p>
       <w:pPr>
         <w:pStyle w:val="Compact"/>
         <w:numPr>
           <w:ilvl w:val="1"/>
-          <w:numId w:val="1024"/>
-        </w:numPr>
-      </w:pPr>
-      <w:hyperlink r:id="rId23">
+          <w:numId w:val="1022"/>
+        </w:numPr>
+      </w:pPr>
+      <w:hyperlink r:id="rId9">
         <w:r>
           <w:rPr>
             <w:rStyle w:val="Hyperlink"/>
           </w:rPr>
-          <w:t xml:space="preserve">TeacherClosure.vue</w:t>
+          <w:t xml:space="preserve">gradingController.ts</w:t>
         </w:r>
       </w:hyperlink>
     </w:p>
@@ -2122,25 +1805,488 @@
       <w:pPr>
         <w:pStyle w:val="Compact"/>
         <w:numPr>
+          <w:ilvl w:val="0"/>
+          <w:numId w:val="1020"/>
+        </w:numPr>
+      </w:pPr>
+      <w:r>
+        <w:rPr>
+          <w:b/>
+          <w:bCs/>
+        </w:rPr>
+        <w:t xml:space="preserve">Endpoints relacionados:</w:t>
+      </w:r>
+    </w:p>
+    <w:p>
+      <w:pPr>
+        <w:pStyle w:val="Compact"/>
+        <w:numPr>
           <w:ilvl w:val="1"/>
+          <w:numId w:val="1023"/>
+        </w:numPr>
+      </w:pPr>
+      <w:r>
+        <w:rPr>
+          <w:rStyle w:val="VerbatimChar"/>
+        </w:rPr>
+        <w:t xml:space="preserve">POST /api/teacher/activities</w:t>
+      </w:r>
+    </w:p>
+    <w:p>
+      <w:pPr>
+        <w:pStyle w:val="Compact"/>
+        <w:numPr>
+          <w:ilvl w:val="1"/>
+          <w:numId w:val="1023"/>
+        </w:numPr>
+      </w:pPr>
+      <w:r>
+        <w:rPr>
+          <w:rStyle w:val="VerbatimChar"/>
+        </w:rPr>
+        <w:t xml:space="preserve">PUT /api/teacher/activities/:id</w:t>
+      </w:r>
+    </w:p>
+    <w:p>
+      <w:pPr>
+        <w:pStyle w:val="Compact"/>
+        <w:numPr>
+          <w:ilvl w:val="1"/>
+          <w:numId w:val="1023"/>
+        </w:numPr>
+      </w:pPr>
+      <w:r>
+        <w:rPr>
+          <w:rStyle w:val="VerbatimChar"/>
+        </w:rPr>
+        <w:t xml:space="preserve">DELETE /api/teacher/activities/:id</w:t>
+      </w:r>
+    </w:p>
+    <w:p>
+      <w:pPr>
+        <w:pStyle w:val="Compact"/>
+        <w:numPr>
+          <w:ilvl w:val="1"/>
+          <w:numId w:val="1023"/>
+        </w:numPr>
+      </w:pPr>
+      <w:r>
+        <w:rPr>
+          <w:rStyle w:val="VerbatimChar"/>
+        </w:rPr>
+        <w:t xml:space="preserve">POST /api/teacher/activities/criteria</w:t>
+      </w:r>
+    </w:p>
+    <w:p>
+      <w:pPr>
+        <w:pStyle w:val="Compact"/>
+        <w:numPr>
+          <w:ilvl w:val="1"/>
+          <w:numId w:val="1023"/>
+        </w:numPr>
+      </w:pPr>
+      <w:r>
+        <w:rPr>
+          <w:rStyle w:val="VerbatimChar"/>
+        </w:rPr>
+        <w:t xml:space="preserve">POST /api/teacher/grades</w:t>
+      </w:r>
+    </w:p>
+    <w:p>
+      <w:pPr>
+        <w:pStyle w:val="Compact"/>
+        <w:numPr>
+          <w:ilvl w:val="0"/>
+          <w:numId w:val="1020"/>
+        </w:numPr>
+      </w:pPr>
+      <w:r>
+        <w:rPr>
+          <w:b/>
+          <w:bCs/>
+        </w:rPr>
+        <w:t xml:space="preserve">Historias de usuario relacionadas:</w:t>
+      </w:r>
+      <w:r>
+        <w:t xml:space="preserve"> </w:t>
+      </w:r>
+      <w:r>
+        <w:t xml:space="preserve">HU-CAL-005</w:t>
+      </w:r>
+    </w:p>
+    <w:p>
+      <w:r>
+        <w:pict>
+          <v:rect style="width:0;height:1.5pt" o:hralign="center" o:hrstd="t" o:hr="t"/>
+        </w:pict>
+      </w:r>
+    </w:p>
+    <w:bookmarkEnd w:id="20"/>
+    <w:bookmarkStart w:id="21" w:name="Xc900b55907f54fd72be1f5868ae08a22f5d6991"/>
+    <w:p>
+      <w:pPr>
+        <w:pStyle w:val="Heading3"/>
+      </w:pPr>
+      <w:r>
+        <w:t xml:space="preserve">RN-CAL-007: Triggers de Base de Datos de Protección Absoluta</w:t>
+      </w:r>
+    </w:p>
+    <w:p>
+      <w:pPr>
+        <w:pStyle w:val="Compact"/>
+        <w:numPr>
+          <w:ilvl w:val="0"/>
           <w:numId w:val="1024"/>
         </w:numPr>
       </w:pPr>
-      <w:hyperlink r:id="rId24">
+      <w:r>
+        <w:rPr>
+          <w:b/>
+          <w:bCs/>
+        </w:rPr>
+        <w:t xml:space="preserve">Descripción:</w:t>
+      </w:r>
+      <w:r>
+        <w:t xml:space="preserve"> </w:t>
+      </w:r>
+      <w:r>
+        <w:t xml:space="preserve">La función trigger de PostgreSQL</w:t>
+      </w:r>
+      <w:r>
+        <w:t xml:space="preserve"> </w:t>
+      </w:r>
+      <w:r>
+        <w:rPr>
+          <w:rStyle w:val="VerbatimChar"/>
+        </w:rPr>
+        <w:t xml:space="preserve">prevent_academic_writes_on_closed_subject</w:t>
+      </w:r>
+      <w:r>
+        <w:t xml:space="preserve"> </w:t>
+      </w:r>
+      <w:r>
+        <w:t xml:space="preserve">intercepta directamente operaciones</w:t>
+      </w:r>
+      <w:r>
+        <w:t xml:space="preserve"> </w:t>
+      </w:r>
+      <w:r>
+        <w:rPr>
+          <w:rStyle w:val="VerbatimChar"/>
+        </w:rPr>
+        <w:t xml:space="preserve">INSERT</w:t>
+      </w:r>
+      <w:r>
+        <w:t xml:space="preserve">,</w:t>
+      </w:r>
+      <w:r>
+        <w:t xml:space="preserve"> </w:t>
+      </w:r>
+      <w:r>
+        <w:rPr>
+          <w:rStyle w:val="VerbatimChar"/>
+        </w:rPr>
+        <w:t xml:space="preserve">UPDATE</w:t>
+      </w:r>
+      <w:r>
+        <w:t xml:space="preserve"> </w:t>
+      </w:r>
+      <w:r>
+        <w:t xml:space="preserve">y</w:t>
+      </w:r>
+      <w:r>
+        <w:t xml:space="preserve"> </w:t>
+      </w:r>
+      <w:r>
+        <w:rPr>
+          <w:rStyle w:val="VerbatimChar"/>
+        </w:rPr>
+        <w:t xml:space="preserve">DELETE</w:t>
+      </w:r>
+      <w:r>
+        <w:t xml:space="preserve"> </w:t>
+      </w:r>
+      <w:r>
+        <w:t xml:space="preserve">en las tablas</w:t>
+      </w:r>
+      <w:r>
+        <w:t xml:space="preserve"> </w:t>
+      </w:r>
+      <w:r>
+        <w:rPr>
+          <w:rStyle w:val="VerbatimChar"/>
+        </w:rPr>
+        <w:t xml:space="preserve">actividad_materia</w:t>
+      </w:r>
+      <w:r>
+        <w:t xml:space="preserve">,</w:t>
+      </w:r>
+      <w:r>
+        <w:t xml:space="preserve"> </w:t>
+      </w:r>
+      <w:r>
+        <w:rPr>
+          <w:rStyle w:val="VerbatimChar"/>
+        </w:rPr>
+        <w:t xml:space="preserve">criterio_evaluacion</w:t>
+      </w:r>
+      <w:r>
+        <w:t xml:space="preserve">,</w:t>
+      </w:r>
+      <w:r>
+        <w:t xml:space="preserve"> </w:t>
+      </w:r>
+      <w:r>
+        <w:rPr>
+          <w:rStyle w:val="VerbatimChar"/>
+        </w:rPr>
+        <w:t xml:space="preserve">notas_actividad</w:t>
+      </w:r>
+      <w:r>
+        <w:t xml:space="preserve"> </w:t>
+      </w:r>
+      <w:r>
+        <w:t xml:space="preserve">y</w:t>
+      </w:r>
+      <w:r>
+        <w:t xml:space="preserve"> </w:t>
+      </w:r>
+      <w:r>
+        <w:rPr>
+          <w:rStyle w:val="VerbatimChar"/>
+        </w:rPr>
+        <w:t xml:space="preserve">nota_criterio</w:t>
+      </w:r>
+      <w:r>
+        <w:t xml:space="preserve">. Si existe un registro en</w:t>
+      </w:r>
+      <w:r>
+        <w:t xml:space="preserve"> </w:t>
+      </w:r>
+      <w:r>
+        <w:rPr>
+          <w:rStyle w:val="VerbatimChar"/>
+        </w:rPr>
+        <w:t xml:space="preserve">cierre_materia</w:t>
+      </w:r>
+      <w:r>
+        <w:t xml:space="preserve"> </w:t>
+      </w:r>
+      <w:r>
+        <w:t xml:space="preserve">para la asignación y periodo, aborta la transacción a nivel de motor SQL.</w:t>
+      </w:r>
+    </w:p>
+    <w:p>
+      <w:pPr>
+        <w:pStyle w:val="Compact"/>
+        <w:numPr>
+          <w:ilvl w:val="0"/>
+          <w:numId w:val="1024"/>
+        </w:numPr>
+      </w:pPr>
+      <w:r>
+        <w:rPr>
+          <w:b/>
+          <w:bCs/>
+        </w:rPr>
+        <w:t xml:space="preserve">Motivo:</w:t>
+      </w:r>
+      <w:r>
+        <w:t xml:space="preserve"> </w:t>
+      </w:r>
+      <w:r>
+        <w:t xml:space="preserve">Salvaguarda la integridad de datos ante accesos concurrentes o scripts fuera de la API HTTP.</w:t>
+      </w:r>
+    </w:p>
+    <w:p>
+      <w:pPr>
+        <w:pStyle w:val="Compact"/>
+        <w:numPr>
+          <w:ilvl w:val="0"/>
+          <w:numId w:val="1024"/>
+        </w:numPr>
+      </w:pPr>
+      <w:r>
+        <w:rPr>
+          <w:b/>
+          <w:bCs/>
+        </w:rPr>
+        <w:t xml:space="preserve">Archivos donde se implementa:</w:t>
+      </w:r>
+    </w:p>
+    <w:p>
+      <w:pPr>
+        <w:pStyle w:val="Compact"/>
+        <w:numPr>
+          <w:ilvl w:val="1"/>
+          <w:numId w:val="1025"/>
+        </w:numPr>
+      </w:pPr>
+      <w:r>
+        <w:t xml:space="preserve">Migración 037 (</w:t>
+      </w:r>
+      <w:r>
+        <w:rPr>
+          <w:rStyle w:val="VerbatimChar"/>
+        </w:rPr>
+        <w:t xml:space="preserve">prevent_academic_writes_on_closed_subject.sql</w:t>
+      </w:r>
+      <w:r>
+        <w:t xml:space="preserve">)</w:t>
+      </w:r>
+    </w:p>
+    <w:p>
+      <w:pPr>
+        <w:pStyle w:val="Compact"/>
+        <w:numPr>
+          <w:ilvl w:val="0"/>
+          <w:numId w:val="1024"/>
+        </w:numPr>
+      </w:pPr>
+      <w:r>
+        <w:rPr>
+          <w:b/>
+          <w:bCs/>
+        </w:rPr>
+        <w:t xml:space="preserve">Historias de usuario relacionadas:</w:t>
+      </w:r>
+      <w:r>
+        <w:t xml:space="preserve"> </w:t>
+      </w:r>
+      <w:r>
+        <w:t xml:space="preserve">HU-CAL-005</w:t>
+      </w:r>
+    </w:p>
+    <w:p>
+      <w:r>
+        <w:pict>
+          <v:rect style="width:0;height:1.5pt" o:hralign="center" o:hrstd="t" o:hr="t"/>
+        </w:pict>
+      </w:r>
+    </w:p>
+    <w:bookmarkEnd w:id="21"/>
+    <w:bookmarkStart w:id="22" w:name="X82fa799009ac227402d1ba228b23ffa22fcd112"/>
+    <w:p>
+      <w:pPr>
+        <w:pStyle w:val="Heading3"/>
+      </w:pPr>
+      <w:r>
+        <w:t xml:space="preserve">RN-CAL-008: Trazabilidad y Autoría de Actividades</w:t>
+      </w:r>
+    </w:p>
+    <w:p>
+      <w:pPr>
+        <w:pStyle w:val="Compact"/>
+        <w:numPr>
+          <w:ilvl w:val="0"/>
+          <w:numId w:val="1026"/>
+        </w:numPr>
+      </w:pPr>
+      <w:r>
+        <w:rPr>
+          <w:b/>
+          <w:bCs/>
+        </w:rPr>
+        <w:t xml:space="preserve">Descripción:</w:t>
+      </w:r>
+      <w:r>
+        <w:t xml:space="preserve"> </w:t>
+      </w:r>
+      <w:r>
+        <w:t xml:space="preserve">Toda actividad evaluativa almacena en</w:t>
+      </w:r>
+      <w:r>
+        <w:t xml:space="preserve"> </w:t>
+      </w:r>
+      <w:r>
+        <w:rPr>
+          <w:rStyle w:val="VerbatimChar"/>
+        </w:rPr>
+        <w:t xml:space="preserve">id_docente_creador</w:t>
+      </w:r>
+      <w:r>
+        <w:t xml:space="preserve"> </w:t>
+      </w:r>
+      <w:r>
+        <w:t xml:space="preserve">la referencia al docente titular que la registró en la base de datos, garantizando la trazabilidad histórica ante relevos o suplencias docentes.</w:t>
+      </w:r>
+    </w:p>
+    <w:p>
+      <w:pPr>
+        <w:pStyle w:val="Compact"/>
+        <w:numPr>
+          <w:ilvl w:val="0"/>
+          <w:numId w:val="1026"/>
+        </w:numPr>
+      </w:pPr>
+      <w:r>
+        <w:rPr>
+          <w:b/>
+          <w:bCs/>
+        </w:rPr>
+        <w:t xml:space="preserve">Motivo:</w:t>
+      </w:r>
+      <w:r>
+        <w:t xml:space="preserve"> </w:t>
+      </w:r>
+      <w:r>
+        <w:t xml:space="preserve">Mantiene el registro de autoría pedagógica en el historial del curso.</w:t>
+      </w:r>
+    </w:p>
+    <w:p>
+      <w:pPr>
+        <w:pStyle w:val="Compact"/>
+        <w:numPr>
+          <w:ilvl w:val="0"/>
+          <w:numId w:val="1026"/>
+        </w:numPr>
+      </w:pPr>
+      <w:r>
+        <w:rPr>
+          <w:b/>
+          <w:bCs/>
+        </w:rPr>
+        <w:t xml:space="preserve">Archivos donde se implementa:</w:t>
+      </w:r>
+    </w:p>
+    <w:p>
+      <w:pPr>
+        <w:pStyle w:val="Compact"/>
+        <w:numPr>
+          <w:ilvl w:val="1"/>
+          <w:numId w:val="1027"/>
+        </w:numPr>
+      </w:pPr>
+      <w:hyperlink r:id="rId9">
         <w:r>
           <w:rPr>
             <w:rStyle w:val="Hyperlink"/>
           </w:rPr>
-          <w:t xml:space="preserve">SubjectDetailsView.vue</w:t>
+          <w:t xml:space="preserve">gradingController.ts</w:t>
         </w:r>
       </w:hyperlink>
+      <w:r>
+        <w:t xml:space="preserve"> </w:t>
+      </w:r>
+      <w:r>
+        <w:t xml:space="preserve">(</w:t>
+      </w:r>
+      <w:r>
+        <w:rPr>
+          <w:rStyle w:val="VerbatimChar"/>
+        </w:rPr>
+        <w:t xml:space="preserve">createActivity</w:t>
+      </w:r>
+      <w:r>
+        <w:t xml:space="preserve">)</w:t>
+      </w:r>
     </w:p>
     <w:p>
       <w:pPr>
         <w:pStyle w:val="Compact"/>
         <w:numPr>
           <w:ilvl w:val="0"/>
-          <w:numId w:val="1022"/>
+          <w:numId w:val="1026"/>
         </w:numPr>
       </w:pPr>
       <w:r>
@@ -2150,26 +2296,20 @@
         </w:rPr>
         <w:t xml:space="preserve">Endpoints relacionados:</w:t>
       </w:r>
-      <w:r>
-        <w:t xml:space="preserve"> </w:t>
-      </w:r>
-      <w:r>
-        <w:rPr>
-          <w:rStyle w:val="VerbatimChar"/>
-        </w:rPr>
-        <w:t xml:space="preserve">POST /api/teacher/close-period</w:t>
-      </w:r>
-      <w:r>
-        <w:t xml:space="preserve">,</w:t>
-      </w:r>
-      <w:r>
-        <w:t xml:space="preserve"> </w:t>
-      </w:r>
-      <w:r>
-        <w:rPr>
-          <w:rStyle w:val="VerbatimChar"/>
-        </w:rPr>
-        <w:t xml:space="preserve">GET /api/student/grade-details/...</w:t>
+    </w:p>
+    <w:p>
+      <w:pPr>
+        <w:pStyle w:val="Compact"/>
+        <w:numPr>
+          <w:ilvl w:val="1"/>
+          <w:numId w:val="1028"/>
+        </w:numPr>
+      </w:pPr>
+      <w:r>
+        <w:rPr>
+          <w:rStyle w:val="VerbatimChar"/>
+        </w:rPr>
+        <w:t xml:space="preserve">POST /api/teacher/activities</w:t>
       </w:r>
     </w:p>
     <w:p>
@@ -2177,7 +2317,7 @@
         <w:pStyle w:val="Compact"/>
         <w:numPr>
           <w:ilvl w:val="0"/>
-          <w:numId w:val="1022"/>
+          <w:numId w:val="1026"/>
         </w:numPr>
       </w:pPr>
       <w:r>
@@ -2191,12 +2331,12 @@
         <w:t xml:space="preserve"> </w:t>
       </w:r>
       <w:r>
-        <w:t xml:space="preserve">HU-CAL-001, HU-CIE-001</w:t>
-      </w:r>
-    </w:p>
-    <w:bookmarkEnd w:id="25"/>
-    <w:bookmarkEnd w:id="26"/>
-    <w:bookmarkEnd w:id="27"/>
+        <w:t xml:space="preserve">HU-CAL-001</w:t>
+      </w:r>
+    </w:p>
+    <w:bookmarkEnd w:id="22"/>
+    <w:bookmarkEnd w:id="23"/>
+    <w:bookmarkEnd w:id="24"/>
     <w:sectPr>
       <w:footnotePr>
         <w:numRestart w:val="eachSect"/>
@@ -2410,6 +2550,91 @@
       </w:rPr>
     </w:lvl>
   </w:abstractNum>
+  <w:abstractNum w:abstractNumId="99411">
+    <w:nsid w:val="00A99411"/>
+    <w:multiLevelType w:val="multilevel"/>
+    <w:lvl w:ilvl="0">
+      <w:start w:val="1"/>
+      <w:numFmt w:val="decimal"/>
+      <w:lvlText w:val="%1."/>
+      <w:lvlJc w:val="left"/>
+      <w:pPr>
+        <w:ind w:left="720" w:hanging="360"/>
+      </w:pPr>
+    </w:lvl>
+    <w:lvl w:ilvl="1">
+      <w:start w:val="1"/>
+      <w:numFmt w:val="decimal"/>
+      <w:lvlText w:val="%2."/>
+      <w:lvlJc w:val="left"/>
+      <w:pPr>
+        <w:ind w:left="1440" w:hanging="360"/>
+      </w:pPr>
+    </w:lvl>
+    <w:lvl w:ilvl="2">
+      <w:start w:val="1"/>
+      <w:numFmt w:val="decimal"/>
+      <w:lvlText w:val="%3."/>
+      <w:lvlJc w:val="left"/>
+      <w:pPr>
+        <w:ind w:left="2160" w:hanging="360"/>
+      </w:pPr>
+    </w:lvl>
+    <w:lvl w:ilvl="3">
+      <w:start w:val="1"/>
+      <w:numFmt w:val="decimal"/>
+      <w:lvlText w:val="%4."/>
+      <w:lvlJc w:val="left"/>
+      <w:pPr>
+        <w:ind w:left="2880" w:hanging="360"/>
+      </w:pPr>
+    </w:lvl>
+    <w:lvl w:ilvl="4">
+      <w:start w:val="1"/>
+      <w:numFmt w:val="decimal"/>
+      <w:lvlText w:val="%5."/>
+      <w:lvlJc w:val="left"/>
+      <w:pPr>
+        <w:ind w:left="3600" w:hanging="360"/>
+      </w:pPr>
+    </w:lvl>
+    <w:lvl w:ilvl="5">
+      <w:start w:val="1"/>
+      <w:numFmt w:val="decimal"/>
+      <w:lvlText w:val="%6."/>
+      <w:lvlJc w:val="left"/>
+      <w:pPr>
+        <w:ind w:left="4320" w:hanging="360"/>
+      </w:pPr>
+    </w:lvl>
+    <w:lvl w:ilvl="6">
+      <w:start w:val="1"/>
+      <w:numFmt w:val="decimal"/>
+      <w:lvlText w:val="%7."/>
+      <w:lvlJc w:val="left"/>
+      <w:pPr>
+        <w:ind w:left="5040" w:hanging="360"/>
+      </w:pPr>
+    </w:lvl>
+    <w:lvl w:ilvl="7">
+      <w:start w:val="1"/>
+      <w:numFmt w:val="decimal"/>
+      <w:lvlText w:val="%8."/>
+      <w:lvlJc w:val="left"/>
+      <w:pPr>
+        <w:ind w:left="5760" w:hanging="360"/>
+      </w:pPr>
+    </w:lvl>
+    <w:lvl w:ilvl="8">
+      <w:start w:val="1"/>
+      <w:numFmt w:val="decimal"/>
+      <w:lvlText w:val="%9."/>
+      <w:lvlJc w:val="left"/>
+      <w:pPr>
+        <w:ind w:left="6480" w:hanging="360"/>
+      </w:pPr>
+    </w:lvl>
+  </w:abstractNum>
   <w:num w:numId="1000">
     <w:abstractNumId w:val="990"/>
   </w:num>
@@ -2417,7 +2642,34 @@
     <w:abstractNumId w:val="991"/>
   </w:num>
   <w:num w:numId="1002">
-    <w:abstractNumId w:val="991"/>
+    <w:abstractNumId w:val="99411"/>
+    <w:lvlOverride w:ilvl="0">
+      <w:startOverride w:val="1"/>
+    </w:lvlOverride>
+    <w:lvlOverride w:ilvl="1">
+      <w:startOverride w:val="1"/>
+    </w:lvlOverride>
+    <w:lvlOverride w:ilvl="2">
+      <w:startOverride w:val="1"/>
+    </w:lvlOverride>
+    <w:lvlOverride w:ilvl="3">
+      <w:startOverride w:val="1"/>
+    </w:lvlOverride>
+    <w:lvlOverride w:ilvl="4">
+      <w:startOverride w:val="1"/>
+    </w:lvlOverride>
+    <w:lvlOverride w:ilvl="5">
+      <w:startOverride w:val="1"/>
+    </w:lvlOverride>
+    <w:lvlOverride w:ilvl="6">
+      <w:startOverride w:val="1"/>
+    </w:lvlOverride>
+    <w:lvlOverride w:ilvl="7">
+      <w:startOverride w:val="1"/>
+    </w:lvlOverride>
+    <w:lvlOverride w:ilvl="8">
+      <w:startOverride w:val="1"/>
+    </w:lvlOverride>
   </w:num>
   <w:num w:numId="1003">
     <w:abstractNumId w:val="991"/>
@@ -2429,7 +2681,34 @@
     <w:abstractNumId w:val="991"/>
   </w:num>
   <w:num w:numId="1006">
-    <w:abstractNumId w:val="991"/>
+    <w:abstractNumId w:val="99411"/>
+    <w:lvlOverride w:ilvl="0">
+      <w:startOverride w:val="1"/>
+    </w:lvlOverride>
+    <w:lvlOverride w:ilvl="1">
+      <w:startOverride w:val="1"/>
+    </w:lvlOverride>
+    <w:lvlOverride w:ilvl="2">
+      <w:startOverride w:val="1"/>
+    </w:lvlOverride>
+    <w:lvlOverride w:ilvl="3">
+      <w:startOverride w:val="1"/>
+    </w:lvlOverride>
+    <w:lvlOverride w:ilvl="4">
+      <w:startOverride w:val="1"/>
+    </w:lvlOverride>
+    <w:lvlOverride w:ilvl="5">
+      <w:startOverride w:val="1"/>
+    </w:lvlOverride>
+    <w:lvlOverride w:ilvl="6">
+      <w:startOverride w:val="1"/>
+    </w:lvlOverride>
+    <w:lvlOverride w:ilvl="7">
+      <w:startOverride w:val="1"/>
+    </w:lvlOverride>
+    <w:lvlOverride w:ilvl="8">
+      <w:startOverride w:val="1"/>
+    </w:lvlOverride>
   </w:num>
   <w:num w:numId="1007">
     <w:abstractNumId w:val="991"/>
@@ -2441,7 +2720,34 @@
     <w:abstractNumId w:val="991"/>
   </w:num>
   <w:num w:numId="1010">
-    <w:abstractNumId w:val="991"/>
+    <w:abstractNumId w:val="99411"/>
+    <w:lvlOverride w:ilvl="0">
+      <w:startOverride w:val="1"/>
+    </w:lvlOverride>
+    <w:lvlOverride w:ilvl="1">
+      <w:startOverride w:val="1"/>
+    </w:lvlOverride>
+    <w:lvlOverride w:ilvl="2">
+      <w:startOverride w:val="1"/>
+    </w:lvlOverride>
+    <w:lvlOverride w:ilvl="3">
+      <w:startOverride w:val="1"/>
+    </w:lvlOverride>
+    <w:lvlOverride w:ilvl="4">
+      <w:startOverride w:val="1"/>
+    </w:lvlOverride>
+    <w:lvlOverride w:ilvl="5">
+      <w:startOverride w:val="1"/>
+    </w:lvlOverride>
+    <w:lvlOverride w:ilvl="6">
+      <w:startOverride w:val="1"/>
+    </w:lvlOverride>
+    <w:lvlOverride w:ilvl="7">
+      <w:startOverride w:val="1"/>
+    </w:lvlOverride>
+    <w:lvlOverride w:ilvl="8">
+      <w:startOverride w:val="1"/>
+    </w:lvlOverride>
   </w:num>
   <w:num w:numId="1011">
     <w:abstractNumId w:val="991"/>
@@ -2462,7 +2768,34 @@
     <w:abstractNumId w:val="991"/>
   </w:num>
   <w:num w:numId="1017">
-    <w:abstractNumId w:val="991"/>
+    <w:abstractNumId w:val="99411"/>
+    <w:lvlOverride w:ilvl="0">
+      <w:startOverride w:val="1"/>
+    </w:lvlOverride>
+    <w:lvlOverride w:ilvl="1">
+      <w:startOverride w:val="1"/>
+    </w:lvlOverride>
+    <w:lvlOverride w:ilvl="2">
+      <w:startOverride w:val="1"/>
+    </w:lvlOverride>
+    <w:lvlOverride w:ilvl="3">
+      <w:startOverride w:val="1"/>
+    </w:lvlOverride>
+    <w:lvlOverride w:ilvl="4">
+      <w:startOverride w:val="1"/>
+    </w:lvlOverride>
+    <w:lvlOverride w:ilvl="5">
+      <w:startOverride w:val="1"/>
+    </w:lvlOverride>
+    <w:lvlOverride w:ilvl="6">
+      <w:startOverride w:val="1"/>
+    </w:lvlOverride>
+    <w:lvlOverride w:ilvl="7">
+      <w:startOverride w:val="1"/>
+    </w:lvlOverride>
+    <w:lvlOverride w:ilvl="8">
+      <w:startOverride w:val="1"/>
+    </w:lvlOverride>
   </w:num>
   <w:num w:numId="1018">
     <w:abstractNumId w:val="991"/>
@@ -2474,7 +2807,34 @@
     <w:abstractNumId w:val="991"/>
   </w:num>
   <w:num w:numId="1021">
-    <w:abstractNumId w:val="991"/>
+    <w:abstractNumId w:val="99411"/>
+    <w:lvlOverride w:ilvl="0">
+      <w:startOverride w:val="1"/>
+    </w:lvlOverride>
+    <w:lvlOverride w:ilvl="1">
+      <w:startOverride w:val="1"/>
+    </w:lvlOverride>
+    <w:lvlOverride w:ilvl="2">
+      <w:startOverride w:val="1"/>
+    </w:lvlOverride>
+    <w:lvlOverride w:ilvl="3">
+      <w:startOverride w:val="1"/>
+    </w:lvlOverride>
+    <w:lvlOverride w:ilvl="4">
+      <w:startOverride w:val="1"/>
+    </w:lvlOverride>
+    <w:lvlOverride w:ilvl="5">
+      <w:startOverride w:val="1"/>
+    </w:lvlOverride>
+    <w:lvlOverride w:ilvl="6">
+      <w:startOverride w:val="1"/>
+    </w:lvlOverride>
+    <w:lvlOverride w:ilvl="7">
+      <w:startOverride w:val="1"/>
+    </w:lvlOverride>
+    <w:lvlOverride w:ilvl="8">
+      <w:startOverride w:val="1"/>
+    </w:lvlOverride>
   </w:num>
   <w:num w:numId="1022">
     <w:abstractNumId w:val="991"/>
@@ -2483,6 +2843,18 @@
     <w:abstractNumId w:val="991"/>
   </w:num>
   <w:num w:numId="1024">
+    <w:abstractNumId w:val="991"/>
+  </w:num>
+  <w:num w:numId="1025">
+    <w:abstractNumId w:val="991"/>
+  </w:num>
+  <w:num w:numId="1026">
+    <w:abstractNumId w:val="991"/>
+  </w:num>
+  <w:num w:numId="1027">
+    <w:abstractNumId w:val="991"/>
+  </w:num>
+  <w:num w:numId="1028">
     <w:abstractNumId w:val="991"/>
   </w:num>
 </w:numbering>
